--- a/Dossiers-individuels/Nathan/Journal-ARNOULD.docx
+++ b/Dossiers-individuels/Nathan/Journal-ARNOULD.docx
@@ -740,6 +740,840 @@
             </w:r>
           </w:p>
         </w:tc>
+      </w:tr>
+      <w:tr>
+        <w:tc>
+          <w:tcPr>
+            <w:tcW w:w="3020" w:type="dxa"/>
+          </w:tcPr>
+          <w:p>
+            <w:pPr>
+              <w:pStyle w:val="NormalWeb"/>
+              <w:rPr>
+                <w:rFonts w:asciiTheme="minorHAnsi" w:eastAsiaTheme="minorHAnsi" w:hAnsiTheme="minorHAnsi" w:cstheme="minorBidi"/>
+                <w:kern w:val="2"/>
+                <w:sz w:val="22"/>
+                <w:lang w:eastAsia="en-US"/>
+                <w14:ligatures w14:val="standardContextual"/>
+              </w:rPr>
+            </w:pPr>
+            <w:r>
+              <w:rPr>
+                <w:rFonts w:asciiTheme="minorHAnsi" w:eastAsiaTheme="minorHAnsi" w:hAnsiTheme="minorHAnsi" w:cstheme="minorBidi"/>
+                <w:kern w:val="2"/>
+                <w:sz w:val="22"/>
+                <w:lang w:eastAsia="en-US"/>
+                <w14:ligatures w14:val="standardContextual"/>
+              </w:rPr>
+              <w:t xml:space="preserve">Mardi </w:t>
+            </w:r>
+            <w:r>
+              <w:rPr>
+                <w:rFonts w:asciiTheme="minorHAnsi" w:eastAsiaTheme="minorHAnsi" w:hAnsiTheme="minorHAnsi" w:cstheme="minorBidi"/>
+                <w:kern w:val="2"/>
+                <w:sz w:val="22"/>
+                <w:lang w:eastAsia="en-US"/>
+                <w14:ligatures w14:val="standardContextual"/>
+              </w:rPr>
+              <w:t>20</w:t>
+            </w:r>
+            <w:r>
+              <w:rPr>
+                <w:rFonts w:asciiTheme="minorHAnsi" w:eastAsiaTheme="minorHAnsi" w:hAnsiTheme="minorHAnsi" w:cstheme="minorBidi"/>
+                <w:kern w:val="2"/>
+                <w:sz w:val="22"/>
+                <w:lang w:eastAsia="en-US"/>
+                <w14:ligatures w14:val="standardContextual"/>
+              </w:rPr>
+              <w:t>/01/2025</w:t>
+            </w:r>
+          </w:p>
+        </w:tc>
+        <w:tc>
+          <w:tcPr>
+            <w:tcW w:w="3021" w:type="dxa"/>
+          </w:tcPr>
+          <w:p>
+            <w:pPr>
+              <w:spacing w:before="100" w:beforeAutospacing="1" w:after="100" w:afterAutospacing="1"/>
+              <w:rPr>
+                <w:sz w:val="22"/>
+              </w:rPr>
+            </w:pPr>
+            <w:r>
+              <w:rPr>
+                <w:sz w:val="22"/>
+              </w:rPr>
+              <w:t>- Réalisation d’une IHM de base</w:t>
+            </w:r>
+          </w:p>
+          <w:p>
+            <w:pPr>
+              <w:pStyle w:val="NormalWeb"/>
+              <w:ind w:firstLine="708"/>
+              <w:rPr>
+                <w:rFonts w:asciiTheme="minorHAnsi" w:eastAsiaTheme="minorHAnsi" w:hAnsiTheme="minorHAnsi" w:cstheme="minorBidi"/>
+                <w:kern w:val="2"/>
+                <w:sz w:val="22"/>
+                <w:lang w:eastAsia="en-US"/>
+                <w14:ligatures w14:val="standardContextual"/>
+              </w:rPr>
+            </w:pPr>
+          </w:p>
+        </w:tc>
+        <w:tc>
+          <w:tcPr>
+            <w:tcW w:w="3021" w:type="dxa"/>
+          </w:tcPr>
+          <w:p>
+            <w:pPr>
+              <w:spacing w:before="100" w:beforeAutospacing="1" w:after="100" w:afterAutospacing="1"/>
+              <w:rPr>
+                <w:sz w:val="22"/>
+              </w:rPr>
+            </w:pPr>
+            <w:r>
+              <w:rPr>
+                <w:sz w:val="22"/>
+              </w:rPr>
+              <w:t>Bonne avancée sur l’interface graphique de base. Les besoins de l’entreprise restent encore partiellement en attente</w:t>
+            </w:r>
+          </w:p>
+        </w:tc>
+      </w:tr>
+      <w:tr>
+        <w:tc>
+          <w:tcPr>
+            <w:tcW w:w="3020" w:type="dxa"/>
+          </w:tcPr>
+          <w:p>
+            <w:pPr>
+              <w:pStyle w:val="NormalWeb"/>
+              <w:rPr>
+                <w:rFonts w:asciiTheme="minorHAnsi" w:eastAsiaTheme="minorHAnsi" w:hAnsiTheme="minorHAnsi" w:cstheme="minorBidi"/>
+                <w:kern w:val="2"/>
+                <w:sz w:val="22"/>
+                <w:lang w:eastAsia="en-US"/>
+                <w14:ligatures w14:val="standardContextual"/>
+              </w:rPr>
+            </w:pPr>
+            <w:r>
+              <w:rPr>
+                <w:rFonts w:asciiTheme="minorHAnsi" w:eastAsiaTheme="minorHAnsi" w:hAnsiTheme="minorHAnsi" w:cstheme="minorBidi"/>
+                <w:kern w:val="2"/>
+                <w:sz w:val="22"/>
+                <w:lang w:eastAsia="en-US"/>
+                <w14:ligatures w14:val="standardContextual"/>
+              </w:rPr>
+              <w:t xml:space="preserve">Jeudi </w:t>
+            </w:r>
+            <w:r>
+              <w:rPr>
+                <w:rFonts w:asciiTheme="minorHAnsi" w:eastAsiaTheme="minorHAnsi" w:hAnsiTheme="minorHAnsi" w:cstheme="minorBidi"/>
+                <w:kern w:val="2"/>
+                <w:sz w:val="22"/>
+                <w:lang w:eastAsia="en-US"/>
+                <w14:ligatures w14:val="standardContextual"/>
+              </w:rPr>
+              <w:t>22</w:t>
+            </w:r>
+            <w:r>
+              <w:rPr>
+                <w:rFonts w:asciiTheme="minorHAnsi" w:eastAsiaTheme="minorHAnsi" w:hAnsiTheme="minorHAnsi" w:cstheme="minorBidi"/>
+                <w:kern w:val="2"/>
+                <w:sz w:val="22"/>
+                <w:lang w:eastAsia="en-US"/>
+                <w14:ligatures w14:val="standardContextual"/>
+              </w:rPr>
+              <w:t>/01/2025</w:t>
+            </w:r>
+          </w:p>
+        </w:tc>
+        <w:tc>
+          <w:tcPr>
+            <w:tcW w:w="3021" w:type="dxa"/>
+          </w:tcPr>
+          <w:p>
+            <w:pPr>
+              <w:spacing w:before="100" w:beforeAutospacing="1" w:after="100" w:afterAutospacing="1"/>
+              <w:rPr>
+                <w:sz w:val="22"/>
+              </w:rPr>
+            </w:pPr>
+            <w:r>
+              <w:rPr>
+                <w:sz w:val="22"/>
+              </w:rPr>
+              <w:t>- Installation et premiers tests de VNC</w:t>
+            </w:r>
+          </w:p>
+          <w:p>
+            <w:pPr>
+              <w:spacing w:before="100" w:beforeAutospacing="1" w:after="100" w:afterAutospacing="1"/>
+              <w:rPr>
+                <w:sz w:val="22"/>
+              </w:rPr>
+            </w:pPr>
+            <w:r>
+              <w:rPr>
+                <w:sz w:val="22"/>
+              </w:rPr>
+              <w:t>-</w:t>
+            </w:r>
+            <w:r>
+              <w:rPr>
+                <w:sz w:val="22"/>
+              </w:rPr>
+              <w:t xml:space="preserve"> </w:t>
+            </w:r>
+            <w:r>
+              <w:rPr>
+                <w:sz w:val="22"/>
+              </w:rPr>
+              <w:t>Connexion d’un premier écran distant via VNC depuis la Raspberry Pi</w:t>
+            </w:r>
+          </w:p>
+          <w:p>
+            <w:pPr>
+              <w:pStyle w:val="NormalWeb"/>
+              <w:rPr>
+                <w:rFonts w:asciiTheme="minorHAnsi" w:eastAsiaTheme="minorHAnsi" w:hAnsiTheme="minorHAnsi" w:cstheme="minorBidi"/>
+                <w:kern w:val="2"/>
+                <w:sz w:val="22"/>
+                <w:lang w:eastAsia="en-US"/>
+                <w14:ligatures w14:val="standardContextual"/>
+              </w:rPr>
+            </w:pPr>
+          </w:p>
+        </w:tc>
+        <w:tc>
+          <w:tcPr>
+            <w:tcW w:w="3021" w:type="dxa"/>
+          </w:tcPr>
+          <w:p>
+            <w:pPr>
+              <w:spacing w:before="100" w:beforeAutospacing="1" w:after="100" w:afterAutospacing="1"/>
+              <w:rPr>
+                <w:sz w:val="22"/>
+              </w:rPr>
+            </w:pPr>
+            <w:r>
+              <w:rPr>
+                <w:sz w:val="22"/>
+              </w:rPr>
+              <w:t>Premiers tests VNC fonctionnels.</w:t>
+            </w:r>
+          </w:p>
+        </w:tc>
+      </w:tr>
+      <w:tr>
+        <w:tc>
+          <w:tcPr>
+            <w:tcW w:w="3020" w:type="dxa"/>
+          </w:tcPr>
+          <w:p>
+            <w:pPr>
+              <w:pStyle w:val="NormalWeb"/>
+              <w:rPr>
+                <w:rFonts w:asciiTheme="minorHAnsi" w:eastAsiaTheme="minorHAnsi" w:hAnsiTheme="minorHAnsi" w:cstheme="minorBidi"/>
+                <w:kern w:val="2"/>
+                <w:sz w:val="22"/>
+                <w:lang w:eastAsia="en-US"/>
+                <w14:ligatures w14:val="standardContextual"/>
+              </w:rPr>
+            </w:pPr>
+            <w:r>
+              <w:rPr>
+                <w:rFonts w:asciiTheme="minorHAnsi" w:eastAsiaTheme="minorHAnsi" w:hAnsiTheme="minorHAnsi" w:cstheme="minorBidi"/>
+                <w:kern w:val="2"/>
+                <w:sz w:val="22"/>
+                <w:lang w:eastAsia="en-US"/>
+                <w14:ligatures w14:val="standardContextual"/>
+              </w:rPr>
+              <w:t>Lundi 26/01/2025</w:t>
+            </w:r>
+          </w:p>
+        </w:tc>
+        <w:tc>
+          <w:tcPr>
+            <w:tcW w:w="3021" w:type="dxa"/>
+          </w:tcPr>
+          <w:p>
+            <w:pPr>
+              <w:rPr>
+                <w:sz w:val="22"/>
+              </w:rPr>
+            </w:pPr>
+            <w:r>
+              <w:rPr>
+                <w:sz w:val="22"/>
+              </w:rPr>
+              <w:t xml:space="preserve">- </w:t>
+            </w:r>
+            <w:r>
+              <w:rPr>
+                <w:sz w:val="22"/>
+              </w:rPr>
+              <w:t xml:space="preserve">Finalisation de l’interface de l’IHM de base </w:t>
+            </w:r>
+          </w:p>
+          <w:p>
+            <w:pPr>
+              <w:rPr>
+                <w:sz w:val="22"/>
+              </w:rPr>
+            </w:pPr>
+          </w:p>
+          <w:p>
+            <w:pPr>
+              <w:rPr>
+                <w:sz w:val="22"/>
+              </w:rPr>
+            </w:pPr>
+            <w:r>
+              <w:rPr>
+                <w:sz w:val="22"/>
+              </w:rPr>
+              <w:t xml:space="preserve">- </w:t>
+            </w:r>
+            <w:r>
+              <w:rPr>
+                <w:sz w:val="22"/>
+              </w:rPr>
+              <w:t xml:space="preserve">Ajout des principaux écrans et widgets nécessaires (menu principal, affichage des données, boutons de navigation) </w:t>
+            </w:r>
+          </w:p>
+          <w:p>
+            <w:pPr>
+              <w:spacing w:before="100" w:beforeAutospacing="1" w:after="100" w:afterAutospacing="1"/>
+              <w:rPr>
+                <w:sz w:val="22"/>
+              </w:rPr>
+            </w:pPr>
+            <w:r>
+              <w:rPr>
+                <w:sz w:val="22"/>
+              </w:rPr>
+              <w:t xml:space="preserve">- </w:t>
+            </w:r>
+            <w:r>
+              <w:rPr>
+                <w:sz w:val="22"/>
+              </w:rPr>
+              <w:t>Tests locaux sur la Raspberry Pi pour vérifier la fluidité et la responsivité</w:t>
+            </w:r>
+          </w:p>
+        </w:tc>
+        <w:tc>
+          <w:tcPr>
+            <w:tcW w:w="3021" w:type="dxa"/>
+          </w:tcPr>
+          <w:p>
+            <w:pPr>
+              <w:spacing w:before="100" w:beforeAutospacing="1" w:after="100" w:afterAutospacing="1"/>
+              <w:rPr>
+                <w:sz w:val="22"/>
+              </w:rPr>
+            </w:pPr>
+            <w:r>
+              <w:rPr>
+                <w:sz w:val="22"/>
+              </w:rPr>
+              <w:t>L’interface est maintenant fonctionnelle dans sa version minimale viable. Quelques ajustements cosmétiques restent à faire, mais la structure principale est en place.</w:t>
+            </w:r>
+          </w:p>
+          <w:p>
+            <w:pPr>
+              <w:spacing w:before="100" w:beforeAutospacing="1" w:after="100" w:afterAutospacing="1"/>
+              <w:rPr>
+                <w:sz w:val="22"/>
+              </w:rPr>
+            </w:pPr>
+          </w:p>
+        </w:tc>
+      </w:tr>
+      <w:tr>
+        <w:tc>
+          <w:tcPr>
+            <w:tcW w:w="3020" w:type="dxa"/>
+          </w:tcPr>
+          <w:p>
+            <w:pPr>
+              <w:pStyle w:val="NormalWeb"/>
+              <w:rPr>
+                <w:rFonts w:asciiTheme="minorHAnsi" w:eastAsiaTheme="minorHAnsi" w:hAnsiTheme="minorHAnsi" w:cstheme="minorBidi"/>
+                <w:kern w:val="2"/>
+                <w:sz w:val="22"/>
+                <w:lang w:eastAsia="en-US"/>
+                <w14:ligatures w14:val="standardContextual"/>
+              </w:rPr>
+            </w:pPr>
+            <w:r>
+              <w:rPr>
+                <w:rFonts w:asciiTheme="minorHAnsi" w:eastAsiaTheme="minorHAnsi" w:hAnsiTheme="minorHAnsi" w:cstheme="minorBidi"/>
+                <w:kern w:val="2"/>
+                <w:sz w:val="22"/>
+                <w:lang w:eastAsia="en-US"/>
+                <w14:ligatures w14:val="standardContextual"/>
+              </w:rPr>
+              <w:t>Mardi 27/01/2025</w:t>
+            </w:r>
+          </w:p>
+        </w:tc>
+        <w:tc>
+          <w:tcPr>
+            <w:tcW w:w="3021" w:type="dxa"/>
+          </w:tcPr>
+          <w:p>
+            <w:pPr>
+              <w:spacing w:before="100" w:beforeAutospacing="1" w:after="100" w:afterAutospacing="1"/>
+              <w:rPr>
+                <w:sz w:val="22"/>
+              </w:rPr>
+            </w:pPr>
+            <w:r>
+              <w:rPr>
+                <w:sz w:val="22"/>
+              </w:rPr>
+              <w:t xml:space="preserve">- </w:t>
+            </w:r>
+            <w:r>
+              <w:rPr>
+                <w:sz w:val="22"/>
+              </w:rPr>
+              <w:t>Réunion de revue de projet avec l’entreprise</w:t>
+            </w:r>
+          </w:p>
+          <w:p>
+            <w:pPr>
+              <w:rPr>
+                <w:sz w:val="22"/>
+              </w:rPr>
+            </w:pPr>
+            <w:r>
+              <w:rPr>
+                <w:sz w:val="22"/>
+              </w:rPr>
+              <w:t xml:space="preserve">- </w:t>
+            </w:r>
+            <w:r>
+              <w:rPr>
+                <w:sz w:val="22"/>
+              </w:rPr>
+              <w:t xml:space="preserve">Présentation de l’IHM de base, du modèle 3D et des diagrammes UML réalisés </w:t>
+            </w:r>
+          </w:p>
+          <w:p>
+            <w:pPr>
+              <w:spacing w:before="100" w:beforeAutospacing="1" w:after="100" w:afterAutospacing="1"/>
+              <w:rPr>
+                <w:sz w:val="22"/>
+              </w:rPr>
+            </w:pPr>
+            <w:r>
+              <w:rPr>
+                <w:sz w:val="22"/>
+              </w:rPr>
+              <w:t xml:space="preserve">- </w:t>
+            </w:r>
+            <w:r>
+              <w:rPr>
+                <w:sz w:val="22"/>
+              </w:rPr>
+              <w:t>Collecte des retours et attentes actualisées de l’entreprise (priorisation de certaines fonctionnalités, demandes de modifications ergonomiques</w:t>
+            </w:r>
+          </w:p>
+          <w:p>
+            <w:pPr>
+              <w:spacing w:before="100" w:beforeAutospacing="1" w:after="100" w:afterAutospacing="1"/>
+              <w:ind w:firstLine="708"/>
+              <w:rPr>
+                <w:sz w:val="22"/>
+              </w:rPr>
+            </w:pPr>
+          </w:p>
+        </w:tc>
+        <w:tc>
+          <w:tcPr>
+            <w:tcW w:w="3021" w:type="dxa"/>
+          </w:tcPr>
+          <w:p>
+            <w:pPr>
+              <w:spacing w:before="100" w:beforeAutospacing="1" w:after="100" w:afterAutospacing="1"/>
+              <w:rPr>
+                <w:sz w:val="22"/>
+              </w:rPr>
+            </w:pPr>
+            <w:r>
+              <w:rPr>
+                <w:sz w:val="22"/>
+              </w:rPr>
+              <w:t>La revue s’est très bien passée, l’entreprise est satisfaite de l’avancement global. Les attentes sont maintenant plus précises,</w:t>
+            </w:r>
+          </w:p>
+          <w:p>
+            <w:pPr>
+              <w:spacing w:before="100" w:beforeAutospacing="1" w:after="100" w:afterAutospacing="1"/>
+              <w:rPr>
+                <w:sz w:val="22"/>
+              </w:rPr>
+            </w:pPr>
+          </w:p>
+        </w:tc>
+      </w:tr>
+      <w:tr>
+        <w:tc>
+          <w:tcPr>
+            <w:tcW w:w="3020" w:type="dxa"/>
+          </w:tcPr>
+          <w:p>
+            <w:pPr>
+              <w:pStyle w:val="NormalWeb"/>
+              <w:rPr>
+                <w:rFonts w:asciiTheme="minorHAnsi" w:eastAsiaTheme="minorHAnsi" w:hAnsiTheme="minorHAnsi" w:cstheme="minorBidi"/>
+                <w:kern w:val="2"/>
+                <w:sz w:val="22"/>
+                <w:lang w:eastAsia="en-US"/>
+                <w14:ligatures w14:val="standardContextual"/>
+              </w:rPr>
+            </w:pPr>
+            <w:r>
+              <w:rPr>
+                <w:rFonts w:asciiTheme="minorHAnsi" w:eastAsiaTheme="minorHAnsi" w:hAnsiTheme="minorHAnsi" w:cstheme="minorBidi"/>
+                <w:kern w:val="2"/>
+                <w:sz w:val="22"/>
+                <w:lang w:eastAsia="en-US"/>
+                <w14:ligatures w14:val="standardContextual"/>
+              </w:rPr>
+              <w:t>Jeudi 29/01/2026</w:t>
+            </w:r>
+          </w:p>
+        </w:tc>
+        <w:tc>
+          <w:tcPr>
+            <w:tcW w:w="3021" w:type="dxa"/>
+          </w:tcPr>
+          <w:p>
+            <w:pPr>
+              <w:rPr>
+                <w:sz w:val="22"/>
+              </w:rPr>
+            </w:pPr>
+            <w:r>
+              <w:rPr>
+                <w:sz w:val="22"/>
+              </w:rPr>
+              <w:t xml:space="preserve">- </w:t>
+            </w:r>
+            <w:r>
+              <w:rPr>
+                <w:sz w:val="22"/>
+              </w:rPr>
+              <w:t xml:space="preserve">Première vague de modifications suite à la revue de projet </w:t>
+            </w:r>
+          </w:p>
+          <w:p>
+            <w:pPr>
+              <w:spacing w:before="100" w:beforeAutospacing="1" w:after="100" w:afterAutospacing="1"/>
+              <w:rPr>
+                <w:sz w:val="22"/>
+              </w:rPr>
+            </w:pPr>
+            <w:r>
+              <w:rPr>
+                <w:sz w:val="22"/>
+              </w:rPr>
+              <w:t xml:space="preserve">- </w:t>
+            </w:r>
+            <w:r>
+              <w:rPr>
+                <w:sz w:val="22"/>
+              </w:rPr>
+              <w:t>Refonte partielle de l’écran principal selon les retours</w:t>
+            </w:r>
+          </w:p>
+        </w:tc>
+        <w:tc>
+          <w:tcPr>
+            <w:tcW w:w="3021" w:type="dxa"/>
+          </w:tcPr>
+          <w:p>
+            <w:pPr>
+              <w:spacing w:before="100" w:beforeAutospacing="1" w:after="100" w:afterAutospacing="1"/>
+              <w:rPr>
+                <w:sz w:val="22"/>
+              </w:rPr>
+            </w:pPr>
+            <w:r>
+              <w:rPr>
+                <w:sz w:val="22"/>
+              </w:rPr>
+              <w:t xml:space="preserve">Les modifications demandées ont été intégrées rapidement. L’interface commence à vraiment correspondre aux besoins exprimés. Petit souci </w:t>
+            </w:r>
+            <w:r>
+              <w:rPr>
+                <w:sz w:val="22"/>
+              </w:rPr>
+              <w:lastRenderedPageBreak/>
+              <w:t>de performance sur l’affichage en VNC (léger lag)</w:t>
+            </w:r>
+          </w:p>
+          <w:p>
+            <w:pPr>
+              <w:spacing w:before="100" w:beforeAutospacing="1" w:after="100" w:afterAutospacing="1"/>
+              <w:rPr>
+                <w:sz w:val="22"/>
+              </w:rPr>
+            </w:pPr>
+          </w:p>
+        </w:tc>
+      </w:tr>
+      <w:tr>
+        <w:tc>
+          <w:tcPr>
+            <w:tcW w:w="3020" w:type="dxa"/>
+          </w:tcPr>
+          <w:p>
+            <w:pPr>
+              <w:pStyle w:val="NormalWeb"/>
+              <w:rPr>
+                <w:rFonts w:asciiTheme="minorHAnsi" w:eastAsiaTheme="minorHAnsi" w:hAnsiTheme="minorHAnsi" w:cstheme="minorBidi"/>
+                <w:kern w:val="2"/>
+                <w:sz w:val="22"/>
+                <w:lang w:eastAsia="en-US"/>
+                <w14:ligatures w14:val="standardContextual"/>
+              </w:rPr>
+            </w:pPr>
+            <w:r>
+              <w:rPr>
+                <w:rFonts w:asciiTheme="minorHAnsi" w:eastAsiaTheme="minorHAnsi" w:hAnsiTheme="minorHAnsi" w:cstheme="minorBidi"/>
+                <w:kern w:val="2"/>
+                <w:sz w:val="22"/>
+                <w:lang w:eastAsia="en-US"/>
+                <w14:ligatures w14:val="standardContextual"/>
+              </w:rPr>
+              <w:lastRenderedPageBreak/>
+              <w:t>Lundi 02/02/2026</w:t>
+            </w:r>
+          </w:p>
+        </w:tc>
+        <w:tc>
+          <w:tcPr>
+            <w:tcW w:w="3021" w:type="dxa"/>
+          </w:tcPr>
+          <w:p>
+            <w:pPr>
+              <w:spacing w:before="100" w:beforeAutospacing="1" w:after="100" w:afterAutospacing="1"/>
+              <w:rPr>
+                <w:sz w:val="22"/>
+              </w:rPr>
+            </w:pPr>
+            <w:r>
+              <w:rPr>
+                <w:sz w:val="22"/>
+              </w:rPr>
+              <w:t>- Suite des modifications de l’IHM suite aux retours de la première revue - Recherche et apprentissage de la gestion/lecture/écriture de fichiers CSV avec Qt</w:t>
+            </w:r>
+          </w:p>
+          <w:p>
+            <w:pPr>
+              <w:rPr>
+                <w:sz w:val="22"/>
+              </w:rPr>
+            </w:pPr>
+          </w:p>
+        </w:tc>
+        <w:tc>
+          <w:tcPr>
+            <w:tcW w:w="3021" w:type="dxa"/>
+          </w:tcPr>
+          <w:p>
+            <w:pPr>
+              <w:spacing w:before="100" w:beforeAutospacing="1" w:after="100" w:afterAutospacing="1"/>
+              <w:rPr>
+                <w:sz w:val="22"/>
+              </w:rPr>
+            </w:pPr>
+            <w:r>
+              <w:rPr>
+                <w:sz w:val="22"/>
+              </w:rPr>
+              <w:t>Avancement régulier sur l’interface. Le protocole de communication reste toujours en attente de définition précise par l’entreprise. Apprentissage CSV un peu long mais premiers tests concluants sur des fichiers simples.</w:t>
+            </w:r>
+          </w:p>
+          <w:p>
+            <w:pPr>
+              <w:spacing w:before="100" w:beforeAutospacing="1" w:after="100" w:afterAutospacing="1"/>
+              <w:rPr>
+                <w:sz w:val="22"/>
+              </w:rPr>
+            </w:pPr>
+          </w:p>
+        </w:tc>
+      </w:tr>
+      <w:tr>
+        <w:tc>
+          <w:tcPr>
+            <w:tcW w:w="3020" w:type="dxa"/>
+          </w:tcPr>
+          <w:p>
+            <w:pPr>
+              <w:pStyle w:val="NormalWeb"/>
+              <w:rPr>
+                <w:rFonts w:asciiTheme="minorHAnsi" w:eastAsiaTheme="minorHAnsi" w:hAnsiTheme="minorHAnsi" w:cstheme="minorBidi"/>
+                <w:kern w:val="2"/>
+                <w:sz w:val="22"/>
+                <w:lang w:eastAsia="en-US"/>
+                <w14:ligatures w14:val="standardContextual"/>
+              </w:rPr>
+            </w:pPr>
+            <w:r>
+              <w:rPr>
+                <w:rFonts w:asciiTheme="minorHAnsi" w:eastAsiaTheme="minorHAnsi" w:hAnsiTheme="minorHAnsi" w:cstheme="minorBidi"/>
+                <w:kern w:val="2"/>
+                <w:sz w:val="22"/>
+                <w:lang w:eastAsia="en-US"/>
+                <w14:ligatures w14:val="standardContextual"/>
+              </w:rPr>
+              <w:t>Mardi 04/02/2026</w:t>
+            </w:r>
+          </w:p>
+        </w:tc>
+        <w:tc>
+          <w:tcPr>
+            <w:tcW w:w="3021" w:type="dxa"/>
+          </w:tcPr>
+          <w:p>
+            <w:pPr>
+              <w:spacing w:before="100" w:beforeAutospacing="1" w:after="100" w:afterAutospacing="1"/>
+              <w:rPr>
+                <w:sz w:val="22"/>
+              </w:rPr>
+            </w:pPr>
+            <w:r>
+              <w:rPr>
+                <w:sz w:val="22"/>
+              </w:rPr>
+              <w:t>- Poursuite des modifications et améliorations de l’IHM - Approfondissement de la gestion des fichiers CSV sous Qt (tests d’import/export de données structurées) - Préparation des éléments pour la prochaine revue</w:t>
+            </w:r>
+          </w:p>
+          <w:p>
+            <w:pPr>
+              <w:rPr>
+                <w:sz w:val="22"/>
+              </w:rPr>
+            </w:pPr>
+          </w:p>
+        </w:tc>
+        <w:tc>
+          <w:tcPr>
+            <w:tcW w:w="3021" w:type="dxa"/>
+          </w:tcPr>
+          <w:p>
+            <w:pPr>
+              <w:spacing w:before="100" w:beforeAutospacing="1" w:after="100" w:afterAutospacing="1"/>
+              <w:rPr>
+                <w:sz w:val="22"/>
+              </w:rPr>
+            </w:pPr>
+            <w:r>
+              <w:rPr>
+                <w:sz w:val="22"/>
+              </w:rPr>
+              <w:t>Toujours pas de définition claire du protocole → bloque certaines fonctionnalités avancées. Bonne progression sur la partie CSV, les bases sont posées pour l’intégration future des données.</w:t>
+            </w:r>
+          </w:p>
+          <w:p>
+            <w:pPr>
+              <w:spacing w:before="100" w:beforeAutospacing="1" w:after="100" w:afterAutospacing="1"/>
+              <w:rPr>
+                <w:sz w:val="22"/>
+              </w:rPr>
+            </w:pPr>
+          </w:p>
+        </w:tc>
+      </w:tr>
+      <w:tr>
+        <w:tc>
+          <w:tcPr>
+            <w:tcW w:w="3020" w:type="dxa"/>
+          </w:tcPr>
+          <w:p>
+            <w:pPr>
+              <w:pStyle w:val="NormalWeb"/>
+              <w:rPr>
+                <w:rFonts w:asciiTheme="minorHAnsi" w:eastAsiaTheme="minorHAnsi" w:hAnsiTheme="minorHAnsi" w:cstheme="minorBidi"/>
+                <w:kern w:val="2"/>
+                <w:sz w:val="22"/>
+                <w:lang w:eastAsia="en-US"/>
+                <w14:ligatures w14:val="standardContextual"/>
+              </w:rPr>
+            </w:pPr>
+            <w:r>
+              <w:rPr>
+                <w:rFonts w:asciiTheme="minorHAnsi" w:eastAsiaTheme="minorHAnsi" w:hAnsiTheme="minorHAnsi" w:cstheme="minorBidi"/>
+                <w:kern w:val="2"/>
+                <w:sz w:val="22"/>
+                <w:lang w:eastAsia="en-US"/>
+                <w14:ligatures w14:val="standardContextual"/>
+              </w:rPr>
+              <w:t>Jeudi 05/02/2026</w:t>
+            </w:r>
+          </w:p>
+        </w:tc>
+        <w:tc>
+          <w:tcPr>
+            <w:tcW w:w="3021" w:type="dxa"/>
+          </w:tcPr>
+          <w:p>
+            <w:pPr>
+              <w:spacing w:before="100" w:beforeAutospacing="1" w:after="100" w:afterAutospacing="1"/>
+              <w:rPr>
+                <w:sz w:val="22"/>
+              </w:rPr>
+            </w:pPr>
+            <w:r>
+              <w:rPr>
+                <w:sz w:val="22"/>
+              </w:rPr>
+              <w:t>- Mise en place et rédaction de la présentation pour la 2ᵉ revue de projet - Création/mise à jour de nouveaux diagrammes UML (séquence ou classe selon besoins) - Finalisation des ajustements IHM en cours</w:t>
+            </w:r>
+          </w:p>
+          <w:p>
+            <w:pPr>
+              <w:rPr>
+                <w:sz w:val="22"/>
+              </w:rPr>
+            </w:pPr>
+          </w:p>
+        </w:tc>
+        <w:tc>
+          <w:tcPr>
+            <w:tcW w:w="3021" w:type="dxa"/>
+          </w:tcPr>
+          <w:p>
+            <w:pPr>
+              <w:spacing w:before="100" w:beforeAutospacing="1" w:after="100" w:afterAutospacing="1"/>
+              <w:rPr>
+                <w:sz w:val="22"/>
+              </w:rPr>
+            </w:pPr>
+            <w:r>
+              <w:rPr>
+                <w:sz w:val="22"/>
+              </w:rPr>
+              <w:t>Bonne préparation de la revue. Les nouveaux diagrammes permettent de mieux visualiser l’état actuel du projet. Légère appréhension sur le protocole toujours non défini.</w:t>
+            </w:r>
+          </w:p>
+          <w:p>
+            <w:pPr>
+              <w:spacing w:before="100" w:beforeAutospacing="1" w:after="100" w:afterAutospacing="1"/>
+              <w:rPr>
+                <w:sz w:val="22"/>
+              </w:rPr>
+            </w:pPr>
+          </w:p>
+        </w:tc>
         <w:bookmarkStart w:id="0" w:name="_GoBack"/>
         <w:bookmarkEnd w:id="0"/>
       </w:tr>
@@ -767,27 +1601,7 @@
                 <w:lang w:eastAsia="en-US"/>
                 <w14:ligatures w14:val="standardContextual"/>
               </w:rPr>
-              <w:t xml:space="preserve">Mardi </w:t>
-            </w:r>
-            <w:r>
-              <w:rPr>
-                <w:rFonts w:asciiTheme="minorHAnsi" w:eastAsiaTheme="minorHAnsi" w:hAnsiTheme="minorHAnsi" w:cstheme="minorBidi"/>
-                <w:kern w:val="2"/>
-                <w:sz w:val="22"/>
-                <w:lang w:eastAsia="en-US"/>
-                <w14:ligatures w14:val="standardContextual"/>
-              </w:rPr>
-              <w:t>20</w:t>
-            </w:r>
-            <w:r>
-              <w:rPr>
-                <w:rFonts w:asciiTheme="minorHAnsi" w:eastAsiaTheme="minorHAnsi" w:hAnsiTheme="minorHAnsi" w:cstheme="minorBidi"/>
-                <w:kern w:val="2"/>
-                <w:sz w:val="22"/>
-                <w:lang w:eastAsia="en-US"/>
-                <w14:ligatures w14:val="standardContextual"/>
-              </w:rPr>
-              <w:t>/01/2025</w:t>
+              <w:t>Lundi 23/02/2026</w:t>
             </w:r>
           </w:p>
         </w:tc>
@@ -806,19 +1620,13 @@
               <w:rPr>
                 <w:sz w:val="22"/>
               </w:rPr>
-              <w:t>- Réalisation d’une IHM de base</w:t>
-            </w:r>
-          </w:p>
-          <w:p>
-            <w:pPr>
-              <w:pStyle w:val="NormalWeb"/>
-              <w:ind w:firstLine="708"/>
-              <w:rPr>
-                <w:rFonts w:asciiTheme="minorHAnsi" w:eastAsiaTheme="minorHAnsi" w:hAnsiTheme="minorHAnsi" w:cstheme="minorBidi"/>
-                <w:kern w:val="2"/>
-                <w:sz w:val="22"/>
-                <w:lang w:eastAsia="en-US"/>
-                <w14:ligatures w14:val="standardContextual"/>
+              <w:t>- Suite et finalisation des éléments préparés jeudi (présentation + diagrammes) - Révision globale de l’IHM avec les dernières modifications CSV et ergonomie - Tests d’intégration et vérification de la cohérence avant la 2ᵉ revue</w:t>
+            </w:r>
+          </w:p>
+          <w:p>
+            <w:pPr>
+              <w:rPr>
+                <w:sz w:val="22"/>
               </w:rPr>
             </w:pPr>
           </w:p>
@@ -838,63 +1646,9 @@
               <w:rPr>
                 <w:sz w:val="22"/>
               </w:rPr>
-              <w:t>Bonne avancée sur l’interface graphique de base. Les besoins de l’entreprise restent encore partiellement en attente</w:t>
-            </w:r>
-          </w:p>
-        </w:tc>
-      </w:tr>
-      <w:tr>
-        <w:tc>
-          <w:tcPr>
-            <w:tcW w:w="3020" w:type="dxa"/>
-          </w:tcPr>
-          <w:p>
-            <w:pPr>
-              <w:pStyle w:val="NormalWeb"/>
-              <w:rPr>
-                <w:rFonts w:asciiTheme="minorHAnsi" w:eastAsiaTheme="minorHAnsi" w:hAnsiTheme="minorHAnsi" w:cstheme="minorBidi"/>
-                <w:kern w:val="2"/>
-                <w:sz w:val="22"/>
-                <w:lang w:eastAsia="en-US"/>
-                <w14:ligatures w14:val="standardContextual"/>
-              </w:rPr>
-            </w:pPr>
-            <w:r>
-              <w:rPr>
-                <w:rFonts w:asciiTheme="minorHAnsi" w:eastAsiaTheme="minorHAnsi" w:hAnsiTheme="minorHAnsi" w:cstheme="minorBidi"/>
-                <w:kern w:val="2"/>
-                <w:sz w:val="22"/>
-                <w:lang w:eastAsia="en-US"/>
-                <w14:ligatures w14:val="standardContextual"/>
-              </w:rPr>
-              <w:t xml:space="preserve">Jeudi </w:t>
-            </w:r>
-            <w:r>
-              <w:rPr>
-                <w:rFonts w:asciiTheme="minorHAnsi" w:eastAsiaTheme="minorHAnsi" w:hAnsiTheme="minorHAnsi" w:cstheme="minorBidi"/>
-                <w:kern w:val="2"/>
-                <w:sz w:val="22"/>
-                <w:lang w:eastAsia="en-US"/>
-                <w14:ligatures w14:val="standardContextual"/>
-              </w:rPr>
-              <w:t>22</w:t>
-            </w:r>
-            <w:r>
-              <w:rPr>
-                <w:rFonts w:asciiTheme="minorHAnsi" w:eastAsiaTheme="minorHAnsi" w:hAnsiTheme="minorHAnsi" w:cstheme="minorBidi"/>
-                <w:kern w:val="2"/>
-                <w:sz w:val="22"/>
-                <w:lang w:eastAsia="en-US"/>
-                <w14:ligatures w14:val="standardContextual"/>
-              </w:rPr>
-              <w:t>/01/2025</w:t>
-            </w:r>
-          </w:p>
-        </w:tc>
-        <w:tc>
-          <w:tcPr>
-            <w:tcW w:w="3021" w:type="dxa"/>
-          </w:tcPr>
+              <w:t>Travail consolidé sur la présentation et les livrables. L’interface est maintenant plus aboutie. En attente de la revue pour valider la direction prise et obtenir (enfin ?) les précisions sur le protocole.</w:t>
+            </w:r>
+          </w:p>
           <w:p>
             <w:pPr>
               <w:spacing w:before="100" w:beforeAutospacing="1" w:after="100" w:afterAutospacing="1"/>
@@ -902,69 +1656,6 @@
                 <w:sz w:val="22"/>
               </w:rPr>
             </w:pPr>
-            <w:r>
-              <w:rPr>
-                <w:sz w:val="22"/>
-              </w:rPr>
-              <w:t>- Installation et premiers tests de VNC</w:t>
-            </w:r>
-          </w:p>
-          <w:p>
-            <w:pPr>
-              <w:spacing w:before="100" w:beforeAutospacing="1" w:after="100" w:afterAutospacing="1"/>
-              <w:rPr>
-                <w:sz w:val="22"/>
-              </w:rPr>
-            </w:pPr>
-            <w:r>
-              <w:rPr>
-                <w:sz w:val="22"/>
-              </w:rPr>
-              <w:t>-</w:t>
-            </w:r>
-            <w:r>
-              <w:rPr>
-                <w:sz w:val="22"/>
-              </w:rPr>
-              <w:t xml:space="preserve"> </w:t>
-            </w:r>
-            <w:r>
-              <w:rPr>
-                <w:sz w:val="22"/>
-              </w:rPr>
-              <w:t>Connexion d’un premier écran distant via VNC depuis la Raspberry Pi</w:t>
-            </w:r>
-          </w:p>
-          <w:p>
-            <w:pPr>
-              <w:pStyle w:val="NormalWeb"/>
-              <w:rPr>
-                <w:rFonts w:asciiTheme="minorHAnsi" w:eastAsiaTheme="minorHAnsi" w:hAnsiTheme="minorHAnsi" w:cstheme="minorBidi"/>
-                <w:kern w:val="2"/>
-                <w:sz w:val="22"/>
-                <w:lang w:eastAsia="en-US"/>
-                <w14:ligatures w14:val="standardContextual"/>
-              </w:rPr>
-            </w:pPr>
-          </w:p>
-        </w:tc>
-        <w:tc>
-          <w:tcPr>
-            <w:tcW w:w="3021" w:type="dxa"/>
-          </w:tcPr>
-          <w:p>
-            <w:pPr>
-              <w:spacing w:before="100" w:beforeAutospacing="1" w:after="100" w:afterAutospacing="1"/>
-              <w:rPr>
-                <w:sz w:val="22"/>
-              </w:rPr>
-            </w:pPr>
-            <w:r>
-              <w:rPr>
-                <w:sz w:val="22"/>
-              </w:rPr>
-              <w:t>Premiers tests VNC fonctionnels.</w:t>
-            </w:r>
           </w:p>
         </w:tc>
       </w:tr>

--- a/Dossiers-individuels/Nathan/Journal-ARNOULD.docx
+++ b/Dossiers-individuels/Nathan/Journal-ARNOULD.docx
@@ -1480,7 +1480,19 @@
               <w:rPr>
                 <w:sz w:val="22"/>
               </w:rPr>
-              <w:t>Toujours pas de définition claire du protocole → bloque certaines fonctionnalités avancées. Bonne progression sur la partie CSV, les bases sont posées pour l’intégration future des données.</w:t>
+              <w:t>Toujours pas de définition claire du protocole → bloqu</w:t>
+            </w:r>
+            <w:r>
+              <w:rPr>
+                <w:sz w:val="22"/>
+              </w:rPr>
+              <w:t xml:space="preserve">ant </w:t>
+            </w:r>
+            <w:r>
+              <w:rPr>
+                <w:sz w:val="22"/>
+              </w:rPr>
+              <w:t>certaines fonctionnalités avancées. Bonne progression sur la partie CSV, les bases sont posées pour l’intégration future des données.</w:t>
             </w:r>
           </w:p>
           <w:p>
@@ -1574,8 +1586,6 @@
             </w:pPr>
           </w:p>
         </w:tc>
-        <w:bookmarkStart w:id="0" w:name="_GoBack"/>
-        <w:bookmarkEnd w:id="0"/>
       </w:tr>
       <w:tr>
         <w:tc>
@@ -1647,6 +1657,640 @@
                 <w:sz w:val="22"/>
               </w:rPr>
               <w:t>Travail consolidé sur la présentation et les livrables. L’interface est maintenant plus aboutie. En attente de la revue pour valider la direction prise et obtenir (enfin ?) les précisions sur le protocole.</w:t>
+            </w:r>
+          </w:p>
+          <w:p>
+            <w:pPr>
+              <w:spacing w:before="100" w:beforeAutospacing="1" w:after="100" w:afterAutospacing="1"/>
+              <w:rPr>
+                <w:sz w:val="22"/>
+              </w:rPr>
+            </w:pPr>
+          </w:p>
+        </w:tc>
+      </w:tr>
+      <w:tr>
+        <w:tc>
+          <w:tcPr>
+            <w:tcW w:w="3020" w:type="dxa"/>
+          </w:tcPr>
+          <w:p>
+            <w:pPr>
+              <w:spacing w:before="100" w:beforeAutospacing="1" w:after="100" w:afterAutospacing="1"/>
+              <w:rPr>
+                <w:sz w:val="22"/>
+              </w:rPr>
+            </w:pPr>
+            <w:r>
+              <w:rPr>
+                <w:sz w:val="22"/>
+              </w:rPr>
+              <w:t>Mardi 24/02/2026</w:t>
+            </w:r>
+          </w:p>
+          <w:p>
+            <w:pPr>
+              <w:pStyle w:val="NormalWeb"/>
+              <w:rPr>
+                <w:rFonts w:asciiTheme="minorHAnsi" w:eastAsiaTheme="minorHAnsi" w:hAnsiTheme="minorHAnsi" w:cstheme="minorBidi"/>
+                <w:kern w:val="2"/>
+                <w:sz w:val="22"/>
+                <w:lang w:eastAsia="en-US"/>
+                <w14:ligatures w14:val="standardContextual"/>
+              </w:rPr>
+            </w:pPr>
+          </w:p>
+        </w:tc>
+        <w:tc>
+          <w:tcPr>
+            <w:tcW w:w="3021" w:type="dxa"/>
+          </w:tcPr>
+          <w:p>
+            <w:pPr>
+              <w:pStyle w:val="NormalWeb"/>
+              <w:rPr>
+                <w:rFonts w:asciiTheme="minorHAnsi" w:eastAsiaTheme="minorHAnsi" w:hAnsiTheme="minorHAnsi" w:cstheme="minorBidi"/>
+                <w:kern w:val="2"/>
+                <w:sz w:val="22"/>
+                <w:lang w:eastAsia="en-US"/>
+                <w14:ligatures w14:val="standardContextual"/>
+              </w:rPr>
+            </w:pPr>
+            <w:r>
+              <w:rPr>
+                <w:rFonts w:asciiTheme="minorHAnsi" w:eastAsiaTheme="minorHAnsi" w:hAnsiTheme="minorHAnsi" w:cstheme="minorBidi"/>
+                <w:kern w:val="2"/>
+                <w:sz w:val="22"/>
+                <w:lang w:eastAsia="en-US"/>
+                <w14:ligatures w14:val="standardContextual"/>
+              </w:rPr>
+              <w:t>-2ᵉ revue de projet avec le professeur</w:t>
+            </w:r>
+          </w:p>
+          <w:p>
+            <w:pPr>
+              <w:pStyle w:val="NormalWeb"/>
+              <w:rPr>
+                <w:rFonts w:asciiTheme="minorHAnsi" w:eastAsiaTheme="minorHAnsi" w:hAnsiTheme="minorHAnsi" w:cstheme="minorBidi"/>
+                <w:kern w:val="2"/>
+                <w:sz w:val="22"/>
+                <w:lang w:eastAsia="en-US"/>
+                <w14:ligatures w14:val="standardContextual"/>
+              </w:rPr>
+            </w:pPr>
+            <w:r>
+              <w:rPr>
+                <w:rFonts w:asciiTheme="minorHAnsi" w:eastAsiaTheme="minorHAnsi" w:hAnsiTheme="minorHAnsi" w:cstheme="minorBidi"/>
+                <w:kern w:val="2"/>
+                <w:sz w:val="22"/>
+                <w:lang w:eastAsia="en-US"/>
+                <w14:ligatures w14:val="standardContextual"/>
+              </w:rPr>
+              <w:t>-Présentation des avancées (IHM, CSV, diagrammes mis à jour, etc.)</w:t>
+            </w:r>
+          </w:p>
+          <w:p>
+            <w:pPr>
+              <w:pStyle w:val="NormalWeb"/>
+              <w:rPr>
+                <w:rFonts w:asciiTheme="minorHAnsi" w:eastAsiaTheme="minorHAnsi" w:hAnsiTheme="minorHAnsi" w:cstheme="minorBidi"/>
+                <w:kern w:val="2"/>
+                <w:sz w:val="22"/>
+                <w:lang w:eastAsia="en-US"/>
+                <w14:ligatures w14:val="standardContextual"/>
+              </w:rPr>
+            </w:pPr>
+          </w:p>
+          <w:p>
+            <w:pPr>
+              <w:spacing w:before="100" w:beforeAutospacing="1" w:after="100" w:afterAutospacing="1"/>
+              <w:rPr>
+                <w:sz w:val="22"/>
+              </w:rPr>
+            </w:pPr>
+          </w:p>
+        </w:tc>
+        <w:tc>
+          <w:tcPr>
+            <w:tcW w:w="3021" w:type="dxa"/>
+          </w:tcPr>
+          <w:p>
+            <w:pPr>
+              <w:spacing w:before="100" w:beforeAutospacing="1" w:after="100" w:afterAutospacing="1"/>
+              <w:rPr>
+                <w:sz w:val="22"/>
+              </w:rPr>
+            </w:pPr>
+            <w:r>
+              <w:rPr>
+                <w:sz w:val="22"/>
+              </w:rPr>
+              <w:lastRenderedPageBreak/>
+              <w:t xml:space="preserve">Beaucoup de remarques sur les slides et la présentation globale : notamment sur la présentation de l’entreprise, et suggestion d’ajouter le Groupe ER pour le côté électronique. La revue a été constructive </w:t>
+            </w:r>
+            <w:r>
+              <w:rPr>
+                <w:sz w:val="22"/>
+              </w:rPr>
+              <w:lastRenderedPageBreak/>
+              <w:t>mais a révélé des points d’amélioration sur la forme et le fond des supports.</w:t>
+            </w:r>
+          </w:p>
+          <w:p>
+            <w:pPr>
+              <w:spacing w:before="100" w:beforeAutospacing="1" w:after="100" w:afterAutospacing="1"/>
+              <w:rPr>
+                <w:sz w:val="22"/>
+              </w:rPr>
+            </w:pPr>
+          </w:p>
+        </w:tc>
+      </w:tr>
+      <w:tr>
+        <w:tc>
+          <w:tcPr>
+            <w:tcW w:w="3020" w:type="dxa"/>
+          </w:tcPr>
+          <w:p>
+            <w:pPr>
+              <w:spacing w:before="100" w:beforeAutospacing="1" w:after="100" w:afterAutospacing="1"/>
+              <w:rPr>
+                <w:sz w:val="22"/>
+              </w:rPr>
+            </w:pPr>
+            <w:r>
+              <w:rPr>
+                <w:sz w:val="22"/>
+              </w:rPr>
+              <w:t>Jeudi 26/02/2026</w:t>
+            </w:r>
+          </w:p>
+          <w:p>
+            <w:pPr>
+              <w:pStyle w:val="NormalWeb"/>
+              <w:rPr>
+                <w:rFonts w:asciiTheme="minorHAnsi" w:eastAsiaTheme="minorHAnsi" w:hAnsiTheme="minorHAnsi" w:cstheme="minorBidi"/>
+                <w:kern w:val="2"/>
+                <w:sz w:val="22"/>
+                <w:lang w:eastAsia="en-US"/>
+                <w14:ligatures w14:val="standardContextual"/>
+              </w:rPr>
+            </w:pPr>
+          </w:p>
+        </w:tc>
+        <w:tc>
+          <w:tcPr>
+            <w:tcW w:w="3021" w:type="dxa"/>
+          </w:tcPr>
+          <w:p>
+            <w:pPr>
+              <w:pStyle w:val="NormalWeb"/>
+              <w:rPr>
+                <w:rFonts w:asciiTheme="minorHAnsi" w:eastAsiaTheme="minorHAnsi" w:hAnsiTheme="minorHAnsi" w:cstheme="minorBidi"/>
+                <w:kern w:val="2"/>
+                <w:sz w:val="22"/>
+                <w:lang w:eastAsia="en-US"/>
+                <w14:ligatures w14:val="standardContextual"/>
+              </w:rPr>
+            </w:pPr>
+            <w:r>
+              <w:rPr>
+                <w:rFonts w:asciiTheme="minorHAnsi" w:eastAsiaTheme="minorHAnsi" w:hAnsiTheme="minorHAnsi" w:cstheme="minorBidi"/>
+                <w:kern w:val="2"/>
+                <w:sz w:val="22"/>
+                <w:lang w:eastAsia="en-US"/>
+                <w14:ligatures w14:val="standardContextual"/>
+              </w:rPr>
+              <w:t>- Retour du professeur suite à la 2ᵉ revue</w:t>
+            </w:r>
+          </w:p>
+          <w:p>
+            <w:pPr>
+              <w:pStyle w:val="NormalWeb"/>
+              <w:rPr>
+                <w:rFonts w:asciiTheme="minorHAnsi" w:eastAsiaTheme="minorHAnsi" w:hAnsiTheme="minorHAnsi" w:cstheme="minorBidi"/>
+                <w:kern w:val="2"/>
+                <w:sz w:val="22"/>
+                <w:lang w:eastAsia="en-US"/>
+                <w14:ligatures w14:val="standardContextual"/>
+              </w:rPr>
+            </w:pPr>
+            <w:r>
+              <w:rPr>
+                <w:rFonts w:asciiTheme="minorHAnsi" w:eastAsiaTheme="minorHAnsi" w:hAnsiTheme="minorHAnsi" w:cstheme="minorBidi"/>
+                <w:kern w:val="2"/>
+                <w:sz w:val="22"/>
+                <w:lang w:eastAsia="en-US"/>
+                <w14:ligatures w14:val="standardContextual"/>
+              </w:rPr>
+              <w:t>- Début des corrections des remarques relevées (slides, structure de la présentation, ajout du Groupe ER côté électronique)</w:t>
+            </w:r>
+          </w:p>
+          <w:p>
+            <w:pPr>
+              <w:pStyle w:val="NormalWeb"/>
+              <w:rPr>
+                <w:rFonts w:asciiTheme="minorHAnsi" w:eastAsiaTheme="minorHAnsi" w:hAnsiTheme="minorHAnsi" w:cstheme="minorBidi"/>
+                <w:kern w:val="2"/>
+                <w:sz w:val="22"/>
+                <w:lang w:eastAsia="en-US"/>
+                <w14:ligatures w14:val="standardContextual"/>
+              </w:rPr>
+            </w:pPr>
+          </w:p>
+          <w:p>
+            <w:pPr>
+              <w:spacing w:before="100" w:beforeAutospacing="1" w:after="100" w:afterAutospacing="1"/>
+              <w:rPr>
+                <w:sz w:val="22"/>
+              </w:rPr>
+            </w:pPr>
+          </w:p>
+        </w:tc>
+        <w:tc>
+          <w:tcPr>
+            <w:tcW w:w="3021" w:type="dxa"/>
+          </w:tcPr>
+          <w:p>
+            <w:pPr>
+              <w:spacing w:before="100" w:beforeAutospacing="1" w:after="100" w:afterAutospacing="1"/>
+              <w:rPr>
+                <w:sz w:val="22"/>
+              </w:rPr>
+            </w:pPr>
+            <w:r>
+              <w:rPr>
+                <w:sz w:val="22"/>
+              </w:rPr>
+              <w:t>Retour globalement positif du professeur, mais plusieurs ajustements demandés pour clarifier et professionnaliser la présentation. Début rapide des modifications.</w:t>
+            </w:r>
+          </w:p>
+          <w:p>
+            <w:pPr>
+              <w:spacing w:before="100" w:beforeAutospacing="1" w:after="100" w:afterAutospacing="1"/>
+              <w:rPr>
+                <w:sz w:val="22"/>
+              </w:rPr>
+            </w:pPr>
+          </w:p>
+        </w:tc>
+      </w:tr>
+      <w:tr>
+        <w:tc>
+          <w:tcPr>
+            <w:tcW w:w="3020" w:type="dxa"/>
+          </w:tcPr>
+          <w:p>
+            <w:pPr>
+              <w:spacing w:before="100" w:beforeAutospacing="1" w:after="100" w:afterAutospacing="1"/>
+              <w:rPr>
+                <w:sz w:val="22"/>
+              </w:rPr>
+            </w:pPr>
+            <w:r>
+              <w:rPr>
+                <w:sz w:val="22"/>
+              </w:rPr>
+              <w:t>Lundi 02/03/2026</w:t>
+            </w:r>
+          </w:p>
+          <w:p>
+            <w:pPr>
+              <w:pStyle w:val="NormalWeb"/>
+              <w:rPr>
+                <w:rFonts w:asciiTheme="minorHAnsi" w:eastAsiaTheme="minorHAnsi" w:hAnsiTheme="minorHAnsi" w:cstheme="minorBidi"/>
+                <w:kern w:val="2"/>
+                <w:sz w:val="22"/>
+                <w:lang w:eastAsia="en-US"/>
+                <w14:ligatures w14:val="standardContextual"/>
+              </w:rPr>
+            </w:pPr>
+          </w:p>
+        </w:tc>
+        <w:tc>
+          <w:tcPr>
+            <w:tcW w:w="3021" w:type="dxa"/>
+          </w:tcPr>
+          <w:p>
+            <w:pPr>
+              <w:pStyle w:val="NormalWeb"/>
+              <w:rPr>
+                <w:rFonts w:asciiTheme="minorHAnsi" w:eastAsiaTheme="minorHAnsi" w:hAnsiTheme="minorHAnsi" w:cstheme="minorBidi"/>
+                <w:kern w:val="2"/>
+                <w:sz w:val="22"/>
+                <w:lang w:eastAsia="en-US"/>
+                <w14:ligatures w14:val="standardContextual"/>
+              </w:rPr>
+            </w:pPr>
+            <w:r>
+              <w:rPr>
+                <w:rFonts w:asciiTheme="minorHAnsi" w:eastAsiaTheme="minorHAnsi" w:hAnsiTheme="minorHAnsi" w:cstheme="minorBidi"/>
+                <w:kern w:val="2"/>
+                <w:sz w:val="22"/>
+                <w:lang w:eastAsia="en-US"/>
+                <w14:ligatures w14:val="standardContextual"/>
+              </w:rPr>
+              <w:t xml:space="preserve">- </w:t>
+            </w:r>
+            <w:r>
+              <w:rPr>
+                <w:rFonts w:asciiTheme="minorHAnsi" w:eastAsiaTheme="minorHAnsi" w:hAnsiTheme="minorHAnsi" w:cstheme="minorBidi"/>
+                <w:kern w:val="2"/>
+                <w:sz w:val="22"/>
+                <w:lang w:eastAsia="en-US"/>
+                <w14:ligatures w14:val="standardContextual"/>
+              </w:rPr>
+              <w:t>Reprise complète de la présentation (corrections slides, reformulations, ajouts)</w:t>
+            </w:r>
+          </w:p>
+          <w:p>
+            <w:pPr>
+              <w:pStyle w:val="NormalWeb"/>
+              <w:rPr>
+                <w:rFonts w:asciiTheme="minorHAnsi" w:eastAsiaTheme="minorHAnsi" w:hAnsiTheme="minorHAnsi" w:cstheme="minorBidi"/>
+                <w:kern w:val="2"/>
+                <w:sz w:val="22"/>
+                <w:lang w:eastAsia="en-US"/>
+                <w14:ligatures w14:val="standardContextual"/>
+              </w:rPr>
+            </w:pPr>
+            <w:r>
+              <w:rPr>
+                <w:rFonts w:asciiTheme="minorHAnsi" w:eastAsiaTheme="minorHAnsi" w:hAnsiTheme="minorHAnsi" w:cstheme="minorBidi"/>
+                <w:kern w:val="2"/>
+                <w:sz w:val="22"/>
+                <w:lang w:eastAsia="en-US"/>
+                <w14:ligatures w14:val="standardContextual"/>
+              </w:rPr>
+              <w:t xml:space="preserve">- </w:t>
+            </w:r>
+            <w:r>
+              <w:rPr>
+                <w:rFonts w:asciiTheme="minorHAnsi" w:eastAsiaTheme="minorHAnsi" w:hAnsiTheme="minorHAnsi" w:cstheme="minorBidi"/>
+                <w:kern w:val="2"/>
+                <w:sz w:val="22"/>
+                <w:lang w:eastAsia="en-US"/>
+                <w14:ligatures w14:val="standardContextual"/>
+              </w:rPr>
+              <w:t>Reprise et mise à jour de la plupart des diagrammes UML selon les retours</w:t>
+            </w:r>
+          </w:p>
+          <w:p>
+            <w:pPr>
+              <w:spacing w:before="100" w:beforeAutospacing="1" w:after="100" w:afterAutospacing="1"/>
+              <w:rPr>
+                <w:sz w:val="22"/>
+              </w:rPr>
+            </w:pPr>
+          </w:p>
+        </w:tc>
+        <w:tc>
+          <w:tcPr>
+            <w:tcW w:w="3021" w:type="dxa"/>
+          </w:tcPr>
+          <w:p>
+            <w:pPr>
+              <w:pStyle w:val="NormalWeb"/>
+              <w:rPr>
+                <w:rFonts w:asciiTheme="minorHAnsi" w:eastAsiaTheme="minorHAnsi" w:hAnsiTheme="minorHAnsi" w:cstheme="minorBidi"/>
+                <w:kern w:val="2"/>
+                <w:sz w:val="22"/>
+                <w:lang w:eastAsia="en-US"/>
+                <w14:ligatures w14:val="standardContextual"/>
+              </w:rPr>
+            </w:pPr>
+            <w:r>
+              <w:rPr>
+                <w:rFonts w:asciiTheme="minorHAnsi" w:eastAsiaTheme="minorHAnsi" w:hAnsiTheme="minorHAnsi" w:cstheme="minorBidi"/>
+                <w:kern w:val="2"/>
+                <w:sz w:val="22"/>
+                <w:lang w:eastAsia="en-US"/>
+                <w14:ligatures w14:val="standardContextual"/>
+              </w:rPr>
+              <w:t>Avancement significatif sur les corrections. Les diagrammes sont maintenant plus clairs et mieux alignés avec les attentes. La présentation gagne en qualité.</w:t>
+            </w:r>
+          </w:p>
+          <w:p>
+            <w:pPr>
+              <w:spacing w:before="100" w:beforeAutospacing="1" w:after="100" w:afterAutospacing="1"/>
+              <w:rPr>
+                <w:sz w:val="22"/>
+              </w:rPr>
+            </w:pPr>
+          </w:p>
+        </w:tc>
+      </w:tr>
+      <w:tr>
+        <w:tc>
+          <w:tcPr>
+            <w:tcW w:w="3020" w:type="dxa"/>
+          </w:tcPr>
+          <w:p>
+            <w:pPr>
+              <w:spacing w:before="100" w:beforeAutospacing="1" w:after="100" w:afterAutospacing="1"/>
+              <w:rPr>
+                <w:sz w:val="22"/>
+              </w:rPr>
+            </w:pPr>
+            <w:r>
+              <w:rPr>
+                <w:sz w:val="22"/>
+              </w:rPr>
+              <w:t>Mardi 03/03/2026</w:t>
+            </w:r>
+          </w:p>
+          <w:p>
+            <w:pPr>
+              <w:pStyle w:val="NormalWeb"/>
+              <w:rPr>
+                <w:rFonts w:asciiTheme="minorHAnsi" w:eastAsiaTheme="minorHAnsi" w:hAnsiTheme="minorHAnsi" w:cstheme="minorBidi"/>
+                <w:kern w:val="2"/>
+                <w:sz w:val="22"/>
+                <w:lang w:eastAsia="en-US"/>
+                <w14:ligatures w14:val="standardContextual"/>
+              </w:rPr>
+            </w:pPr>
+          </w:p>
+        </w:tc>
+        <w:tc>
+          <w:tcPr>
+            <w:tcW w:w="3021" w:type="dxa"/>
+          </w:tcPr>
+          <w:p>
+            <w:pPr>
+              <w:pStyle w:val="NormalWeb"/>
+              <w:rPr>
+                <w:rFonts w:asciiTheme="minorHAnsi" w:eastAsiaTheme="minorHAnsi" w:hAnsiTheme="minorHAnsi" w:cstheme="minorBidi"/>
+                <w:kern w:val="2"/>
+                <w:sz w:val="22"/>
+                <w:lang w:eastAsia="en-US"/>
+                <w14:ligatures w14:val="standardContextual"/>
+              </w:rPr>
+            </w:pPr>
+            <w:r>
+              <w:rPr>
+                <w:rFonts w:asciiTheme="minorHAnsi" w:eastAsiaTheme="minorHAnsi" w:hAnsiTheme="minorHAnsi" w:cstheme="minorBidi"/>
+                <w:kern w:val="2"/>
+                <w:sz w:val="22"/>
+                <w:lang w:eastAsia="en-US"/>
+                <w14:ligatures w14:val="standardContextual"/>
+              </w:rPr>
+              <w:t xml:space="preserve">- </w:t>
+            </w:r>
+            <w:r>
+              <w:rPr>
+                <w:rFonts w:asciiTheme="minorHAnsi" w:eastAsiaTheme="minorHAnsi" w:hAnsiTheme="minorHAnsi" w:cstheme="minorBidi"/>
+                <w:kern w:val="2"/>
+                <w:sz w:val="22"/>
+                <w:lang w:eastAsia="en-US"/>
+                <w14:ligatures w14:val="standardContextual"/>
+              </w:rPr>
+              <w:t>Début du choix et de la définition du protocole de communication</w:t>
+            </w:r>
+          </w:p>
+          <w:p>
+            <w:pPr>
+              <w:pStyle w:val="NormalWeb"/>
+              <w:rPr>
+                <w:rFonts w:asciiTheme="minorHAnsi" w:eastAsiaTheme="minorHAnsi" w:hAnsiTheme="minorHAnsi" w:cstheme="minorBidi"/>
+                <w:kern w:val="2"/>
+                <w:sz w:val="22"/>
+                <w:lang w:eastAsia="en-US"/>
+                <w14:ligatures w14:val="standardContextual"/>
+              </w:rPr>
+            </w:pPr>
+            <w:r>
+              <w:rPr>
+                <w:rFonts w:asciiTheme="minorHAnsi" w:eastAsiaTheme="minorHAnsi" w:hAnsiTheme="minorHAnsi" w:cstheme="minorBidi"/>
+                <w:kern w:val="2"/>
+                <w:sz w:val="22"/>
+                <w:lang w:eastAsia="en-US"/>
+                <w14:ligatures w14:val="standardContextual"/>
+              </w:rPr>
+              <w:t xml:space="preserve">- </w:t>
+            </w:r>
+            <w:r>
+              <w:rPr>
+                <w:rFonts w:asciiTheme="minorHAnsi" w:eastAsiaTheme="minorHAnsi" w:hAnsiTheme="minorHAnsi" w:cstheme="minorBidi"/>
+                <w:kern w:val="2"/>
+                <w:sz w:val="22"/>
+                <w:lang w:eastAsia="en-US"/>
+                <w14:ligatures w14:val="standardContextual"/>
+              </w:rPr>
+              <w:t xml:space="preserve">Décision d’utiliser du JSON comme format d’échange des données </w:t>
+            </w:r>
+          </w:p>
+          <w:p>
+            <w:pPr>
+              <w:pStyle w:val="NormalWeb"/>
+              <w:rPr>
+                <w:rFonts w:asciiTheme="minorHAnsi" w:eastAsiaTheme="minorHAnsi" w:hAnsiTheme="minorHAnsi" w:cstheme="minorBidi"/>
+                <w:kern w:val="2"/>
+                <w:sz w:val="22"/>
+                <w:lang w:eastAsia="en-US"/>
+                <w14:ligatures w14:val="standardContextual"/>
+              </w:rPr>
+            </w:pPr>
+            <w:r>
+              <w:rPr>
+                <w:rFonts w:asciiTheme="minorHAnsi" w:eastAsiaTheme="minorHAnsi" w:hAnsiTheme="minorHAnsi" w:cstheme="minorBidi"/>
+                <w:kern w:val="2"/>
+                <w:sz w:val="22"/>
+                <w:lang w:eastAsia="en-US"/>
+                <w14:ligatures w14:val="standardContextual"/>
+              </w:rPr>
+              <w:t xml:space="preserve">- </w:t>
+            </w:r>
+            <w:r>
+              <w:rPr>
+                <w:rFonts w:asciiTheme="minorHAnsi" w:eastAsiaTheme="minorHAnsi" w:hAnsiTheme="minorHAnsi" w:cstheme="minorBidi"/>
+                <w:kern w:val="2"/>
+                <w:sz w:val="22"/>
+                <w:lang w:eastAsia="en-US"/>
+                <w14:ligatures w14:val="standardContextual"/>
+              </w:rPr>
+              <w:t>Recherche initiale sur l’implémentation JSON avec Qt et la gestion sur Raspberry Pi</w:t>
+            </w:r>
+          </w:p>
+          <w:p>
+            <w:pPr>
+              <w:pStyle w:val="NormalWeb"/>
+              <w:rPr>
+                <w:rFonts w:asciiTheme="minorHAnsi" w:eastAsiaTheme="minorHAnsi" w:hAnsiTheme="minorHAnsi" w:cstheme="minorBidi"/>
+                <w:kern w:val="2"/>
+                <w:sz w:val="22"/>
+                <w:lang w:eastAsia="en-US"/>
+                <w14:ligatures w14:val="standardContextual"/>
+              </w:rPr>
+            </w:pPr>
+          </w:p>
+          <w:p>
+            <w:pPr>
+              <w:spacing w:before="100" w:beforeAutospacing="1" w:after="100" w:afterAutospacing="1"/>
+              <w:rPr>
+                <w:sz w:val="22"/>
+              </w:rPr>
+            </w:pPr>
+          </w:p>
+        </w:tc>
+        <w:tc>
+          <w:tcPr>
+            <w:tcW w:w="3021" w:type="dxa"/>
+          </w:tcPr>
+          <w:p>
+            <w:pPr>
+              <w:pStyle w:val="NormalWeb"/>
+              <w:rPr>
+                <w:rFonts w:asciiTheme="minorHAnsi" w:eastAsiaTheme="minorHAnsi" w:hAnsiTheme="minorHAnsi" w:cstheme="minorBidi"/>
+                <w:kern w:val="2"/>
+                <w:sz w:val="22"/>
+                <w:lang w:eastAsia="en-US"/>
+                <w14:ligatures w14:val="standardContextual"/>
+              </w:rPr>
+            </w:pPr>
+            <w:r>
+              <w:rPr>
+                <w:rFonts w:asciiTheme="minorHAnsi" w:eastAsiaTheme="minorHAnsi" w:hAnsiTheme="minorHAnsi" w:cstheme="minorBidi"/>
+                <w:kern w:val="2"/>
+                <w:sz w:val="22"/>
+                <w:lang w:eastAsia="en-US"/>
+                <w14:ligatures w14:val="standardContextual"/>
+              </w:rPr>
+              <w:t xml:space="preserve">Protocole enfin en cours de définition : le choix de JSON semble adapté pour sa flexibilité et sa facilité de </w:t>
+            </w:r>
+            <w:proofErr w:type="spellStart"/>
+            <w:r>
+              <w:rPr>
+                <w:rFonts w:asciiTheme="minorHAnsi" w:eastAsiaTheme="minorHAnsi" w:hAnsiTheme="minorHAnsi" w:cstheme="minorBidi"/>
+                <w:kern w:val="2"/>
+                <w:sz w:val="22"/>
+                <w:lang w:eastAsia="en-US"/>
+                <w14:ligatures w14:val="standardContextual"/>
+              </w:rPr>
+              <w:t>pars</w:t>
+            </w:r>
+            <w:bookmarkStart w:id="0" w:name="_GoBack"/>
+            <w:bookmarkEnd w:id="0"/>
+            <w:r>
+              <w:rPr>
+                <w:rFonts w:asciiTheme="minorHAnsi" w:eastAsiaTheme="minorHAnsi" w:hAnsiTheme="minorHAnsi" w:cstheme="minorBidi"/>
+                <w:kern w:val="2"/>
+                <w:sz w:val="22"/>
+                <w:lang w:eastAsia="en-US"/>
+                <w14:ligatures w14:val="standardContextual"/>
+              </w:rPr>
+              <w:t>ing</w:t>
+            </w:r>
+            <w:proofErr w:type="spellEnd"/>
+            <w:r>
+              <w:rPr>
+                <w:rFonts w:asciiTheme="minorHAnsi" w:eastAsiaTheme="minorHAnsi" w:hAnsiTheme="minorHAnsi" w:cstheme="minorBidi"/>
+                <w:kern w:val="2"/>
+                <w:sz w:val="22"/>
+                <w:lang w:eastAsia="en-US"/>
+                <w14:ligatures w14:val="standardContextual"/>
+              </w:rPr>
+              <w:t xml:space="preserve"> sous Qt. </w:t>
             </w:r>
           </w:p>
           <w:p>

--- a/Dossiers-individuels/Nathan/Journal-ARNOULD.docx
+++ b/Dossiers-individuels/Nathan/Journal-ARNOULD.docx
@@ -1822,6 +1822,7 @@
               <w:rPr>
                 <w:sz w:val="22"/>
               </w:rPr>
+              <w:lastRenderedPageBreak/>
               <w:t>Jeudi 26/02/2026</w:t>
             </w:r>
           </w:p>
@@ -1990,49 +1991,29 @@
                 <w:lang w:eastAsia="en-US"/>
                 <w14:ligatures w14:val="standardContextual"/>
               </w:rPr>
-              <w:t xml:space="preserve">- </w:t>
-            </w:r>
-            <w:r>
-              <w:rPr>
-                <w:rFonts w:asciiTheme="minorHAnsi" w:eastAsiaTheme="minorHAnsi" w:hAnsiTheme="minorHAnsi" w:cstheme="minorBidi"/>
-                <w:kern w:val="2"/>
-                <w:sz w:val="22"/>
-                <w:lang w:eastAsia="en-US"/>
-                <w14:ligatures w14:val="standardContextual"/>
-              </w:rPr>
-              <w:t>Reprise complète de la présentation (corrections slides, reformulations, ajouts)</w:t>
-            </w:r>
-          </w:p>
-          <w:p>
-            <w:pPr>
-              <w:pStyle w:val="NormalWeb"/>
-              <w:rPr>
-                <w:rFonts w:asciiTheme="minorHAnsi" w:eastAsiaTheme="minorHAnsi" w:hAnsiTheme="minorHAnsi" w:cstheme="minorBidi"/>
-                <w:kern w:val="2"/>
-                <w:sz w:val="22"/>
-                <w:lang w:eastAsia="en-US"/>
-                <w14:ligatures w14:val="standardContextual"/>
-              </w:rPr>
-            </w:pPr>
-            <w:r>
-              <w:rPr>
-                <w:rFonts w:asciiTheme="minorHAnsi" w:eastAsiaTheme="minorHAnsi" w:hAnsiTheme="minorHAnsi" w:cstheme="minorBidi"/>
-                <w:kern w:val="2"/>
-                <w:sz w:val="22"/>
-                <w:lang w:eastAsia="en-US"/>
-                <w14:ligatures w14:val="standardContextual"/>
-              </w:rPr>
-              <w:t xml:space="preserve">- </w:t>
-            </w:r>
-            <w:r>
-              <w:rPr>
-                <w:rFonts w:asciiTheme="minorHAnsi" w:eastAsiaTheme="minorHAnsi" w:hAnsiTheme="minorHAnsi" w:cstheme="minorBidi"/>
-                <w:kern w:val="2"/>
-                <w:sz w:val="22"/>
-                <w:lang w:eastAsia="en-US"/>
-                <w14:ligatures w14:val="standardContextual"/>
-              </w:rPr>
-              <w:t>Reprise et mise à jour de la plupart des diagrammes UML selon les retours</w:t>
+              <w:t>- Reprise complète de la présentation (corrections slides, reformulations, ajouts)</w:t>
+            </w:r>
+          </w:p>
+          <w:p>
+            <w:pPr>
+              <w:pStyle w:val="NormalWeb"/>
+              <w:rPr>
+                <w:rFonts w:asciiTheme="minorHAnsi" w:eastAsiaTheme="minorHAnsi" w:hAnsiTheme="minorHAnsi" w:cstheme="minorBidi"/>
+                <w:kern w:val="2"/>
+                <w:sz w:val="22"/>
+                <w:lang w:eastAsia="en-US"/>
+                <w14:ligatures w14:val="standardContextual"/>
+              </w:rPr>
+            </w:pPr>
+            <w:r>
+              <w:rPr>
+                <w:rFonts w:asciiTheme="minorHAnsi" w:eastAsiaTheme="minorHAnsi" w:hAnsiTheme="minorHAnsi" w:cstheme="minorBidi"/>
+                <w:kern w:val="2"/>
+                <w:sz w:val="22"/>
+                <w:lang w:eastAsia="en-US"/>
+                <w14:ligatures w14:val="standardContextual"/>
+              </w:rPr>
+              <w:t>- Reprise et mise à jour de la plupart des diagrammes UML selon les retours</w:t>
             </w:r>
           </w:p>
           <w:p>
@@ -2135,6 +2116,181 @@
                 <w:lang w:eastAsia="en-US"/>
                 <w14:ligatures w14:val="standardContextual"/>
               </w:rPr>
+              <w:t>- Début du choix et de la définition du protocole de communication</w:t>
+            </w:r>
+          </w:p>
+          <w:p>
+            <w:pPr>
+              <w:pStyle w:val="NormalWeb"/>
+              <w:rPr>
+                <w:rFonts w:asciiTheme="minorHAnsi" w:eastAsiaTheme="minorHAnsi" w:hAnsiTheme="minorHAnsi" w:cstheme="minorBidi"/>
+                <w:kern w:val="2"/>
+                <w:sz w:val="22"/>
+                <w:lang w:eastAsia="en-US"/>
+                <w14:ligatures w14:val="standardContextual"/>
+              </w:rPr>
+            </w:pPr>
+            <w:r>
+              <w:rPr>
+                <w:rFonts w:asciiTheme="minorHAnsi" w:eastAsiaTheme="minorHAnsi" w:hAnsiTheme="minorHAnsi" w:cstheme="minorBidi"/>
+                <w:kern w:val="2"/>
+                <w:sz w:val="22"/>
+                <w:lang w:eastAsia="en-US"/>
+                <w14:ligatures w14:val="standardContextual"/>
+              </w:rPr>
+              <w:t xml:space="preserve">- Décision d’utiliser du JSON comme format d’échange des données </w:t>
+            </w:r>
+          </w:p>
+          <w:p>
+            <w:pPr>
+              <w:pStyle w:val="NormalWeb"/>
+              <w:rPr>
+                <w:rFonts w:asciiTheme="minorHAnsi" w:eastAsiaTheme="minorHAnsi" w:hAnsiTheme="minorHAnsi" w:cstheme="minorBidi"/>
+                <w:kern w:val="2"/>
+                <w:sz w:val="22"/>
+                <w:lang w:eastAsia="en-US"/>
+                <w14:ligatures w14:val="standardContextual"/>
+              </w:rPr>
+            </w:pPr>
+            <w:r>
+              <w:rPr>
+                <w:rFonts w:asciiTheme="minorHAnsi" w:eastAsiaTheme="minorHAnsi" w:hAnsiTheme="minorHAnsi" w:cstheme="minorBidi"/>
+                <w:kern w:val="2"/>
+                <w:sz w:val="22"/>
+                <w:lang w:eastAsia="en-US"/>
+                <w14:ligatures w14:val="standardContextual"/>
+              </w:rPr>
+              <w:t>- Recherche initiale sur l’implémentation JSON avec Qt et la gestion sur Raspberry Pi</w:t>
+            </w:r>
+          </w:p>
+          <w:p>
+            <w:pPr>
+              <w:pStyle w:val="NormalWeb"/>
+              <w:rPr>
+                <w:rFonts w:asciiTheme="minorHAnsi" w:eastAsiaTheme="minorHAnsi" w:hAnsiTheme="minorHAnsi" w:cstheme="minorBidi"/>
+                <w:kern w:val="2"/>
+                <w:sz w:val="22"/>
+                <w:lang w:eastAsia="en-US"/>
+                <w14:ligatures w14:val="standardContextual"/>
+              </w:rPr>
+            </w:pPr>
+          </w:p>
+          <w:p>
+            <w:pPr>
+              <w:spacing w:before="100" w:beforeAutospacing="1" w:after="100" w:afterAutospacing="1"/>
+              <w:rPr>
+                <w:sz w:val="22"/>
+              </w:rPr>
+            </w:pPr>
+          </w:p>
+        </w:tc>
+        <w:tc>
+          <w:tcPr>
+            <w:tcW w:w="3021" w:type="dxa"/>
+          </w:tcPr>
+          <w:p>
+            <w:pPr>
+              <w:pStyle w:val="NormalWeb"/>
+              <w:rPr>
+                <w:rFonts w:asciiTheme="minorHAnsi" w:eastAsiaTheme="minorHAnsi" w:hAnsiTheme="minorHAnsi" w:cstheme="minorBidi"/>
+                <w:kern w:val="2"/>
+                <w:sz w:val="22"/>
+                <w:lang w:eastAsia="en-US"/>
+                <w14:ligatures w14:val="standardContextual"/>
+              </w:rPr>
+            </w:pPr>
+            <w:r>
+              <w:rPr>
+                <w:rFonts w:asciiTheme="minorHAnsi" w:eastAsiaTheme="minorHAnsi" w:hAnsiTheme="minorHAnsi" w:cstheme="minorBidi"/>
+                <w:kern w:val="2"/>
+                <w:sz w:val="22"/>
+                <w:lang w:eastAsia="en-US"/>
+                <w14:ligatures w14:val="standardContextual"/>
+              </w:rPr>
+              <w:t xml:space="preserve">Protocole enfin en cours de définition : le choix de JSON semble adapté pour sa flexibilité et sa facilité de </w:t>
+            </w:r>
+            <w:proofErr w:type="spellStart"/>
+            <w:r>
+              <w:rPr>
+                <w:rFonts w:asciiTheme="minorHAnsi" w:eastAsiaTheme="minorHAnsi" w:hAnsiTheme="minorHAnsi" w:cstheme="minorBidi"/>
+                <w:kern w:val="2"/>
+                <w:sz w:val="22"/>
+                <w:lang w:eastAsia="en-US"/>
+                <w14:ligatures w14:val="standardContextual"/>
+              </w:rPr>
+              <w:t>parsing</w:t>
+            </w:r>
+            <w:proofErr w:type="spellEnd"/>
+            <w:r>
+              <w:rPr>
+                <w:rFonts w:asciiTheme="minorHAnsi" w:eastAsiaTheme="minorHAnsi" w:hAnsiTheme="minorHAnsi" w:cstheme="minorBidi"/>
+                <w:kern w:val="2"/>
+                <w:sz w:val="22"/>
+                <w:lang w:eastAsia="en-US"/>
+                <w14:ligatures w14:val="standardContextual"/>
+              </w:rPr>
+              <w:t xml:space="preserve"> sous Qt. </w:t>
+            </w:r>
+          </w:p>
+          <w:p>
+            <w:pPr>
+              <w:spacing w:before="100" w:beforeAutospacing="1" w:after="100" w:afterAutospacing="1"/>
+              <w:rPr>
+                <w:sz w:val="22"/>
+              </w:rPr>
+            </w:pPr>
+          </w:p>
+        </w:tc>
+      </w:tr>
+      <w:tr>
+        <w:tc>
+          <w:tcPr>
+            <w:tcW w:w="3020" w:type="dxa"/>
+          </w:tcPr>
+          <w:p>
+            <w:pPr>
+              <w:spacing w:before="100" w:beforeAutospacing="1" w:after="100" w:afterAutospacing="1"/>
+              <w:rPr>
+                <w:sz w:val="22"/>
+              </w:rPr>
+            </w:pPr>
+            <w:r>
+              <w:rPr>
+                <w:sz w:val="22"/>
+              </w:rPr>
+              <w:t>Lundi 09</w:t>
+            </w:r>
+            <w:r>
+              <w:rPr>
+                <w:sz w:val="22"/>
+              </w:rPr>
+              <w:t>/03/2026</w:t>
+            </w:r>
+          </w:p>
+        </w:tc>
+        <w:tc>
+          <w:tcPr>
+            <w:tcW w:w="3021" w:type="dxa"/>
+          </w:tcPr>
+          <w:p>
+            <w:pPr>
+              <w:pStyle w:val="NormalWeb"/>
+              <w:rPr>
+                <w:rFonts w:asciiTheme="minorHAnsi" w:eastAsiaTheme="minorHAnsi" w:hAnsiTheme="minorHAnsi" w:cstheme="minorBidi"/>
+                <w:kern w:val="2"/>
+                <w:sz w:val="22"/>
+                <w:lang w:eastAsia="en-US"/>
+                <w14:ligatures w14:val="standardContextual"/>
+              </w:rPr>
+            </w:pPr>
+            <w:r>
+              <w:rPr>
+                <w:rFonts w:asciiTheme="minorHAnsi" w:eastAsiaTheme="minorHAnsi" w:hAnsiTheme="minorHAnsi" w:cstheme="minorBidi"/>
+                <w:kern w:val="2"/>
+                <w:sz w:val="22"/>
+                <w:lang w:eastAsia="en-US"/>
+                <w14:ligatures w14:val="standardContextual"/>
+              </w:rPr>
               <w:t xml:space="preserve">- </w:t>
             </w:r>
             <w:r>
@@ -2145,9 +2301,165 @@
                 <w:lang w:eastAsia="en-US"/>
                 <w14:ligatures w14:val="standardContextual"/>
               </w:rPr>
-              <w:t>Début du choix et de la définition du protocole de communication</w:t>
-            </w:r>
-          </w:p>
+              <w:t>Début de la rédaction du rapport d’avancement</w:t>
+            </w:r>
+          </w:p>
+        </w:tc>
+        <w:tc>
+          <w:tcPr>
+            <w:tcW w:w="3021" w:type="dxa"/>
+          </w:tcPr>
+          <w:p>
+            <w:pPr>
+              <w:pStyle w:val="NormalWeb"/>
+              <w:rPr>
+                <w:rFonts w:asciiTheme="minorHAnsi" w:eastAsiaTheme="minorHAnsi" w:hAnsiTheme="minorHAnsi" w:cstheme="minorBidi"/>
+                <w:kern w:val="2"/>
+                <w:sz w:val="22"/>
+                <w:lang w:eastAsia="en-US"/>
+                <w14:ligatures w14:val="standardContextual"/>
+              </w:rPr>
+            </w:pPr>
+            <w:r>
+              <w:rPr>
+                <w:rFonts w:asciiTheme="minorHAnsi" w:eastAsiaTheme="minorHAnsi" w:hAnsiTheme="minorHAnsi" w:cstheme="minorBidi"/>
+                <w:kern w:val="2"/>
+                <w:sz w:val="22"/>
+                <w:lang w:eastAsia="en-US"/>
+                <w14:ligatures w14:val="standardContextual"/>
+              </w:rPr>
+              <w:t>Rapport en cours de rédaction</w:t>
+            </w:r>
+          </w:p>
+        </w:tc>
+      </w:tr>
+      <w:tr>
+        <w:tc>
+          <w:tcPr>
+            <w:tcW w:w="3020" w:type="dxa"/>
+          </w:tcPr>
+          <w:p>
+            <w:pPr>
+              <w:spacing w:before="100" w:beforeAutospacing="1" w:after="100" w:afterAutospacing="1"/>
+              <w:rPr>
+                <w:sz w:val="22"/>
+              </w:rPr>
+            </w:pPr>
+            <w:r>
+              <w:rPr>
+                <w:sz w:val="22"/>
+              </w:rPr>
+              <w:t>Mardi 10</w:t>
+            </w:r>
+            <w:r>
+              <w:rPr>
+                <w:sz w:val="22"/>
+              </w:rPr>
+              <w:t>/03/2026</w:t>
+            </w:r>
+          </w:p>
+        </w:tc>
+        <w:tc>
+          <w:tcPr>
+            <w:tcW w:w="3021" w:type="dxa"/>
+          </w:tcPr>
+          <w:p>
+            <w:pPr>
+              <w:pStyle w:val="NormalWeb"/>
+              <w:rPr>
+                <w:rFonts w:asciiTheme="minorHAnsi" w:eastAsiaTheme="minorHAnsi" w:hAnsiTheme="minorHAnsi" w:cstheme="minorBidi"/>
+                <w:kern w:val="2"/>
+                <w:sz w:val="22"/>
+                <w:lang w:eastAsia="en-US"/>
+                <w14:ligatures w14:val="standardContextual"/>
+              </w:rPr>
+            </w:pPr>
+            <w:r>
+              <w:rPr>
+                <w:rFonts w:asciiTheme="minorHAnsi" w:eastAsiaTheme="minorHAnsi" w:hAnsiTheme="minorHAnsi" w:cstheme="minorBidi"/>
+                <w:kern w:val="2"/>
+                <w:sz w:val="22"/>
+                <w:lang w:eastAsia="en-US"/>
+                <w14:ligatures w14:val="standardContextual"/>
+              </w:rPr>
+              <w:t>-</w:t>
+            </w:r>
+            <w:r>
+              <w:rPr>
+                <w:rFonts w:asciiTheme="minorHAnsi" w:eastAsiaTheme="minorHAnsi" w:hAnsiTheme="minorHAnsi" w:cstheme="minorBidi"/>
+                <w:kern w:val="2"/>
+                <w:sz w:val="22"/>
+                <w:lang w:eastAsia="en-US"/>
+                <w14:ligatures w14:val="standardContextual"/>
+              </w:rPr>
+              <w:t xml:space="preserve"> </w:t>
+            </w:r>
+            <w:r>
+              <w:rPr>
+                <w:rFonts w:asciiTheme="minorHAnsi" w:eastAsiaTheme="minorHAnsi" w:hAnsiTheme="minorHAnsi" w:cstheme="minorBidi"/>
+                <w:kern w:val="2"/>
+                <w:sz w:val="22"/>
+                <w:lang w:eastAsia="en-US"/>
+                <w14:ligatures w14:val="standardContextual"/>
+              </w:rPr>
+              <w:t>Finalisation du rapport</w:t>
+            </w:r>
+          </w:p>
+        </w:tc>
+        <w:tc>
+          <w:tcPr>
+            <w:tcW w:w="3021" w:type="dxa"/>
+          </w:tcPr>
+          <w:p>
+            <w:pPr>
+              <w:pStyle w:val="NormalWeb"/>
+              <w:rPr>
+                <w:rFonts w:asciiTheme="minorHAnsi" w:eastAsiaTheme="minorHAnsi" w:hAnsiTheme="minorHAnsi" w:cstheme="minorBidi"/>
+                <w:kern w:val="2"/>
+                <w:sz w:val="22"/>
+                <w:lang w:eastAsia="en-US"/>
+                <w14:ligatures w14:val="standardContextual"/>
+              </w:rPr>
+            </w:pPr>
+            <w:r>
+              <w:rPr>
+                <w:rFonts w:asciiTheme="minorHAnsi" w:eastAsiaTheme="minorHAnsi" w:hAnsiTheme="minorHAnsi" w:cstheme="minorBidi"/>
+                <w:kern w:val="2"/>
+                <w:sz w:val="22"/>
+                <w:lang w:eastAsia="en-US"/>
+                <w14:ligatures w14:val="standardContextual"/>
+              </w:rPr>
+              <w:t>Rapport finalisé</w:t>
+            </w:r>
+          </w:p>
+        </w:tc>
+        <w:bookmarkStart w:id="0" w:name="_GoBack"/>
+        <w:bookmarkEnd w:id="0"/>
+      </w:tr>
+      <w:tr>
+        <w:tc>
+          <w:tcPr>
+            <w:tcW w:w="3020" w:type="dxa"/>
+          </w:tcPr>
+          <w:p>
+            <w:pPr>
+              <w:spacing w:before="100" w:beforeAutospacing="1" w:after="100" w:afterAutospacing="1"/>
+              <w:rPr>
+                <w:sz w:val="22"/>
+              </w:rPr>
+            </w:pPr>
+            <w:r>
+              <w:rPr>
+                <w:sz w:val="22"/>
+              </w:rPr>
+              <w:t>Jeudi 12/03/2026</w:t>
+            </w:r>
+          </w:p>
+        </w:tc>
+        <w:tc>
+          <w:tcPr>
+            <w:tcW w:w="3021" w:type="dxa"/>
+          </w:tcPr>
           <w:p>
             <w:pPr>
               <w:pStyle w:val="NormalWeb"/>
@@ -2177,60 +2489,8 @@
                 <w:lang w:eastAsia="en-US"/>
                 <w14:ligatures w14:val="standardContextual"/>
               </w:rPr>
-              <w:t xml:space="preserve">Décision d’utiliser du JSON comme format d’échange des données </w:t>
-            </w:r>
-          </w:p>
-          <w:p>
-            <w:pPr>
-              <w:pStyle w:val="NormalWeb"/>
-              <w:rPr>
-                <w:rFonts w:asciiTheme="minorHAnsi" w:eastAsiaTheme="minorHAnsi" w:hAnsiTheme="minorHAnsi" w:cstheme="minorBidi"/>
-                <w:kern w:val="2"/>
-                <w:sz w:val="22"/>
-                <w:lang w:eastAsia="en-US"/>
-                <w14:ligatures w14:val="standardContextual"/>
-              </w:rPr>
-            </w:pPr>
-            <w:r>
-              <w:rPr>
-                <w:rFonts w:asciiTheme="minorHAnsi" w:eastAsiaTheme="minorHAnsi" w:hAnsiTheme="minorHAnsi" w:cstheme="minorBidi"/>
-                <w:kern w:val="2"/>
-                <w:sz w:val="22"/>
-                <w:lang w:eastAsia="en-US"/>
-                <w14:ligatures w14:val="standardContextual"/>
-              </w:rPr>
-              <w:t xml:space="preserve">- </w:t>
-            </w:r>
-            <w:r>
-              <w:rPr>
-                <w:rFonts w:asciiTheme="minorHAnsi" w:eastAsiaTheme="minorHAnsi" w:hAnsiTheme="minorHAnsi" w:cstheme="minorBidi"/>
-                <w:kern w:val="2"/>
-                <w:sz w:val="22"/>
-                <w:lang w:eastAsia="en-US"/>
-                <w14:ligatures w14:val="standardContextual"/>
-              </w:rPr>
-              <w:t>Recherche initiale sur l’implémentation JSON avec Qt et la gestion sur Raspberry Pi</w:t>
-            </w:r>
-          </w:p>
-          <w:p>
-            <w:pPr>
-              <w:pStyle w:val="NormalWeb"/>
-              <w:rPr>
-                <w:rFonts w:asciiTheme="minorHAnsi" w:eastAsiaTheme="minorHAnsi" w:hAnsiTheme="minorHAnsi" w:cstheme="minorBidi"/>
-                <w:kern w:val="2"/>
-                <w:sz w:val="22"/>
-                <w:lang w:eastAsia="en-US"/>
-                <w14:ligatures w14:val="standardContextual"/>
-              </w:rPr>
-            </w:pPr>
-          </w:p>
-          <w:p>
-            <w:pPr>
-              <w:spacing w:before="100" w:beforeAutospacing="1" w:after="100" w:afterAutospacing="1"/>
-              <w:rPr>
-                <w:sz w:val="22"/>
-              </w:rPr>
-            </w:pPr>
+              <w:t>Apprentissage de JSON sur Qt en C++ - Établissement des premières bases de l'implémentation</w:t>
+            </w:r>
           </w:p>
         </w:tc>
         <w:tc>
@@ -2256,50 +2516,8 @@
                 <w:lang w:eastAsia="en-US"/>
                 <w14:ligatures w14:val="standardContextual"/>
               </w:rPr>
-              <w:t xml:space="preserve">Protocole enfin en cours de définition : le choix de JSON semble adapté pour sa flexibilité et sa facilité de </w:t>
-            </w:r>
-            <w:proofErr w:type="spellStart"/>
-            <w:r>
-              <w:rPr>
-                <w:rFonts w:asciiTheme="minorHAnsi" w:eastAsiaTheme="minorHAnsi" w:hAnsiTheme="minorHAnsi" w:cstheme="minorBidi"/>
-                <w:kern w:val="2"/>
-                <w:sz w:val="22"/>
-                <w:lang w:eastAsia="en-US"/>
-                <w14:ligatures w14:val="standardContextual"/>
-              </w:rPr>
-              <w:t>pars</w:t>
-            </w:r>
-            <w:bookmarkStart w:id="0" w:name="_GoBack"/>
-            <w:bookmarkEnd w:id="0"/>
-            <w:r>
-              <w:rPr>
-                <w:rFonts w:asciiTheme="minorHAnsi" w:eastAsiaTheme="minorHAnsi" w:hAnsiTheme="minorHAnsi" w:cstheme="minorBidi"/>
-                <w:kern w:val="2"/>
-                <w:sz w:val="22"/>
-                <w:lang w:eastAsia="en-US"/>
-                <w14:ligatures w14:val="standardContextual"/>
-              </w:rPr>
-              <w:t>ing</w:t>
-            </w:r>
-            <w:proofErr w:type="spellEnd"/>
-            <w:r>
-              <w:rPr>
-                <w:rFonts w:asciiTheme="minorHAnsi" w:eastAsiaTheme="minorHAnsi" w:hAnsiTheme="minorHAnsi" w:cstheme="minorBidi"/>
-                <w:kern w:val="2"/>
-                <w:sz w:val="22"/>
-                <w:lang w:eastAsia="en-US"/>
-                <w14:ligatures w14:val="standardContextual"/>
-              </w:rPr>
-              <w:t xml:space="preserve"> sous Qt. </w:t>
-            </w:r>
-          </w:p>
-          <w:p>
-            <w:pPr>
-              <w:spacing w:before="100" w:beforeAutospacing="1" w:after="100" w:afterAutospacing="1"/>
-              <w:rPr>
-                <w:sz w:val="22"/>
-              </w:rPr>
-            </w:pPr>
+              <w:t>Cet apprentissage a démarré avec la recherche de ressources et de documentation sur l'utilisation de JSON avec Qt</w:t>
+            </w:r>
           </w:p>
         </w:tc>
       </w:tr>

--- a/Dossiers-individuels/Nathan/Journal-ARNOULD.docx
+++ b/Dossiers-individuels/Nathan/Journal-ARNOULD.docx
@@ -2258,13 +2258,7 @@
               <w:rPr>
                 <w:sz w:val="22"/>
               </w:rPr>
-              <w:t>Lundi 09</w:t>
-            </w:r>
-            <w:r>
-              <w:rPr>
-                <w:sz w:val="22"/>
-              </w:rPr>
-              <w:t>/03/2026</w:t>
+              <w:t>Lundi 09/03/2026</w:t>
             </w:r>
           </w:p>
         </w:tc>
@@ -2349,13 +2343,7 @@
               <w:rPr>
                 <w:sz w:val="22"/>
               </w:rPr>
-              <w:t>Mardi 10</w:t>
-            </w:r>
-            <w:r>
-              <w:rPr>
-                <w:sz w:val="22"/>
-              </w:rPr>
-              <w:t>/03/2026</w:t>
+              <w:t>Mardi 10/03/2026</w:t>
             </w:r>
           </w:p>
         </w:tc>
@@ -2392,17 +2380,7 @@
                 <w:lang w:eastAsia="en-US"/>
                 <w14:ligatures w14:val="standardContextual"/>
               </w:rPr>
-              <w:t xml:space="preserve"> </w:t>
-            </w:r>
-            <w:r>
-              <w:rPr>
-                <w:rFonts w:asciiTheme="minorHAnsi" w:eastAsiaTheme="minorHAnsi" w:hAnsiTheme="minorHAnsi" w:cstheme="minorBidi"/>
-                <w:kern w:val="2"/>
-                <w:sz w:val="22"/>
-                <w:lang w:eastAsia="en-US"/>
-                <w14:ligatures w14:val="standardContextual"/>
-              </w:rPr>
-              <w:t>Finalisation du rapport</w:t>
+              <w:t xml:space="preserve"> Finalisation du rapport</w:t>
             </w:r>
           </w:p>
         </w:tc>
@@ -2433,8 +2411,6 @@
             </w:r>
           </w:p>
         </w:tc>
-        <w:bookmarkStart w:id="0" w:name="_GoBack"/>
-        <w:bookmarkEnd w:id="0"/>
       </w:tr>
       <w:tr>
         <w:tc>
@@ -2517,6 +2493,350 @@
                 <w14:ligatures w14:val="standardContextual"/>
               </w:rPr>
               <w:t>Cet apprentissage a démarré avec la recherche de ressources et de documentation sur l'utilisation de JSON avec Qt</w:t>
+            </w:r>
+          </w:p>
+        </w:tc>
+      </w:tr>
+      <w:tr>
+        <w:tc>
+          <w:tcPr>
+            <w:tcW w:w="3020" w:type="dxa"/>
+          </w:tcPr>
+          <w:p>
+            <w:pPr>
+              <w:spacing w:before="100" w:beforeAutospacing="1" w:after="100" w:afterAutospacing="1"/>
+              <w:rPr>
+                <w:sz w:val="22"/>
+              </w:rPr>
+            </w:pPr>
+            <w:r>
+              <w:rPr>
+                <w:sz w:val="22"/>
+              </w:rPr>
+              <w:lastRenderedPageBreak/>
+              <w:t>Lundi 16/03/2026</w:t>
+            </w:r>
+          </w:p>
+        </w:tc>
+        <w:tc>
+          <w:tcPr>
+            <w:tcW w:w="3021" w:type="dxa"/>
+          </w:tcPr>
+          <w:p>
+            <w:pPr>
+              <w:pStyle w:val="NormalWeb"/>
+              <w:rPr>
+                <w:rFonts w:asciiTheme="minorHAnsi" w:eastAsiaTheme="minorHAnsi" w:hAnsiTheme="minorHAnsi" w:cstheme="minorBidi"/>
+                <w:kern w:val="2"/>
+                <w:sz w:val="22"/>
+                <w:lang w:eastAsia="en-US"/>
+                <w14:ligatures w14:val="standardContextual"/>
+              </w:rPr>
+            </w:pPr>
+            <w:r>
+              <w:rPr>
+                <w:rFonts w:asciiTheme="minorHAnsi" w:eastAsiaTheme="minorHAnsi" w:hAnsiTheme="minorHAnsi" w:cstheme="minorBidi"/>
+                <w:kern w:val="2"/>
+                <w:sz w:val="22"/>
+                <w:lang w:eastAsia="en-US"/>
+                <w14:ligatures w14:val="standardContextual"/>
+              </w:rPr>
+              <w:t xml:space="preserve">- Reprise de la documentation </w:t>
+            </w:r>
+            <w:proofErr w:type="spellStart"/>
+            <w:r>
+              <w:rPr>
+                <w:rFonts w:asciiTheme="minorHAnsi" w:eastAsiaTheme="minorHAnsi" w:hAnsiTheme="minorHAnsi" w:cstheme="minorBidi"/>
+                <w:kern w:val="2"/>
+                <w:sz w:val="22"/>
+                <w:lang w:eastAsia="en-US"/>
+                <w14:ligatures w14:val="standardContextual"/>
+              </w:rPr>
+              <w:t>doxygen</w:t>
+            </w:r>
+            <w:proofErr w:type="spellEnd"/>
+            <w:r>
+              <w:rPr>
+                <w:rFonts w:asciiTheme="minorHAnsi" w:eastAsiaTheme="minorHAnsi" w:hAnsiTheme="minorHAnsi" w:cstheme="minorBidi"/>
+                <w:kern w:val="2"/>
+                <w:sz w:val="22"/>
+                <w:lang w:eastAsia="en-US"/>
+                <w14:ligatures w14:val="standardContextual"/>
+              </w:rPr>
+              <w:t xml:space="preserve"> du code, en structurant davantage les commentaires pour faciliter la compréhension.</w:t>
+            </w:r>
+            <w:r>
+              <w:rPr>
+                <w:rFonts w:asciiTheme="minorHAnsi" w:eastAsiaTheme="minorHAnsi" w:hAnsiTheme="minorHAnsi" w:cstheme="minorBidi"/>
+                <w:kern w:val="2"/>
+                <w:sz w:val="22"/>
+                <w:lang w:eastAsia="en-US"/>
+                <w14:ligatures w14:val="standardContextual"/>
+              </w:rPr>
+              <w:br/>
+              <w:t>- Rédaction des sections décrivant les classes et leurs méthodes, incluant les paramètres et les valeurs de retour.</w:t>
+            </w:r>
+            <w:r>
+              <w:rPr>
+                <w:rFonts w:asciiTheme="minorHAnsi" w:eastAsiaTheme="minorHAnsi" w:hAnsiTheme="minorHAnsi" w:cstheme="minorBidi"/>
+                <w:kern w:val="2"/>
+                <w:sz w:val="22"/>
+                <w:lang w:eastAsia="en-US"/>
+                <w14:ligatures w14:val="standardContextual"/>
+              </w:rPr>
+              <w:br/>
+              <w:t xml:space="preserve">- Validation des configurations </w:t>
+            </w:r>
+            <w:proofErr w:type="spellStart"/>
+            <w:r>
+              <w:rPr>
+                <w:rFonts w:asciiTheme="minorHAnsi" w:eastAsiaTheme="minorHAnsi" w:hAnsiTheme="minorHAnsi" w:cstheme="minorBidi"/>
+                <w:kern w:val="2"/>
+                <w:sz w:val="22"/>
+                <w:lang w:eastAsia="en-US"/>
+                <w14:ligatures w14:val="standardContextual"/>
+              </w:rPr>
+              <w:t>Doxygen</w:t>
+            </w:r>
+            <w:proofErr w:type="spellEnd"/>
+            <w:r>
+              <w:rPr>
+                <w:rFonts w:asciiTheme="minorHAnsi" w:eastAsiaTheme="minorHAnsi" w:hAnsiTheme="minorHAnsi" w:cstheme="minorBidi"/>
+                <w:kern w:val="2"/>
+                <w:sz w:val="22"/>
+                <w:lang w:eastAsia="en-US"/>
+                <w14:ligatures w14:val="standardContextual"/>
+              </w:rPr>
+              <w:t xml:space="preserve"> pour s'assurer que la génération de la documentation soit optimale.</w:t>
+            </w:r>
+          </w:p>
+        </w:tc>
+        <w:tc>
+          <w:tcPr>
+            <w:tcW w:w="3021" w:type="dxa"/>
+          </w:tcPr>
+          <w:p>
+            <w:pPr>
+              <w:pStyle w:val="NormalWeb"/>
+              <w:rPr>
+                <w:rFonts w:asciiTheme="minorHAnsi" w:eastAsiaTheme="minorHAnsi" w:hAnsiTheme="minorHAnsi" w:cstheme="minorBidi"/>
+                <w:kern w:val="2"/>
+                <w:sz w:val="22"/>
+                <w:lang w:eastAsia="en-US"/>
+                <w14:ligatures w14:val="standardContextual"/>
+              </w:rPr>
+            </w:pPr>
+            <w:r>
+              <w:rPr>
+                <w:rFonts w:asciiTheme="minorHAnsi" w:eastAsiaTheme="minorHAnsi" w:hAnsiTheme="minorHAnsi" w:cstheme="minorBidi"/>
+                <w:kern w:val="2"/>
+                <w:sz w:val="22"/>
+                <w:lang w:eastAsia="en-US"/>
+                <w14:ligatures w14:val="standardContextual"/>
+              </w:rPr>
+              <w:t>La documentation est devenue plus claire, facilitant ainsi le travail futur des développeurs.</w:t>
+            </w:r>
+          </w:p>
+        </w:tc>
+      </w:tr>
+      <w:tr>
+        <w:tc>
+          <w:tcPr>
+            <w:tcW w:w="3020" w:type="dxa"/>
+          </w:tcPr>
+          <w:p>
+            <w:pPr>
+              <w:spacing w:before="100" w:beforeAutospacing="1" w:after="100" w:afterAutospacing="1"/>
+              <w:rPr>
+                <w:sz w:val="22"/>
+              </w:rPr>
+            </w:pPr>
+            <w:bookmarkStart w:id="0" w:name="_GoBack"/>
+            <w:r>
+              <w:rPr>
+                <w:sz w:val="22"/>
+              </w:rPr>
+              <w:t>Mardi 17/03/2026</w:t>
+            </w:r>
+          </w:p>
+        </w:tc>
+        <w:tc>
+          <w:tcPr>
+            <w:tcW w:w="3021" w:type="dxa"/>
+          </w:tcPr>
+          <w:p>
+            <w:pPr>
+              <w:pStyle w:val="NormalWeb"/>
+              <w:rPr>
+                <w:rFonts w:asciiTheme="minorHAnsi" w:eastAsiaTheme="minorHAnsi" w:hAnsiTheme="minorHAnsi" w:cstheme="minorBidi"/>
+                <w:kern w:val="2"/>
+                <w:sz w:val="22"/>
+                <w:lang w:eastAsia="en-US"/>
+                <w14:ligatures w14:val="standardContextual"/>
+              </w:rPr>
+            </w:pPr>
+            <w:r>
+              <w:rPr>
+                <w:rFonts w:asciiTheme="minorHAnsi" w:eastAsiaTheme="minorHAnsi" w:hAnsiTheme="minorHAnsi" w:cstheme="minorBidi"/>
+                <w:kern w:val="2"/>
+                <w:sz w:val="22"/>
+                <w:lang w:eastAsia="en-US"/>
+                <w14:ligatures w14:val="standardContextual"/>
+              </w:rPr>
+              <w:t>- Poursuite de la documentation du code, avec un accent sur les modules critiques et leur interaction.</w:t>
+            </w:r>
+            <w:r>
+              <w:rPr>
+                <w:rFonts w:asciiTheme="minorHAnsi" w:eastAsiaTheme="minorHAnsi" w:hAnsiTheme="minorHAnsi" w:cstheme="minorBidi"/>
+                <w:kern w:val="2"/>
+                <w:sz w:val="22"/>
+                <w:lang w:eastAsia="en-US"/>
+                <w14:ligatures w14:val="standardContextual"/>
+              </w:rPr>
+              <w:br/>
+              <w:t>- Ajout de diagrammes UML dans la documentation pour illustrer les relations entre les classes.</w:t>
+            </w:r>
+            <w:r>
+              <w:rPr>
+                <w:rFonts w:asciiTheme="minorHAnsi" w:eastAsiaTheme="minorHAnsi" w:hAnsiTheme="minorHAnsi" w:cstheme="minorBidi"/>
+                <w:kern w:val="2"/>
+                <w:sz w:val="22"/>
+                <w:lang w:eastAsia="en-US"/>
+                <w14:ligatures w14:val="standardContextual"/>
+              </w:rPr>
+              <w:br/>
+              <w:t>- Test de l'intégration du clavier pour l'écran tactile, en vérifiant la réactivité et la précision de la saisie.</w:t>
+            </w:r>
+          </w:p>
+        </w:tc>
+        <w:tc>
+          <w:tcPr>
+            <w:tcW w:w="3021" w:type="dxa"/>
+          </w:tcPr>
+          <w:p>
+            <w:pPr>
+              <w:pStyle w:val="NormalWeb"/>
+              <w:rPr>
+                <w:rFonts w:asciiTheme="minorHAnsi" w:eastAsiaTheme="minorHAnsi" w:hAnsiTheme="minorHAnsi" w:cstheme="minorBidi"/>
+                <w:kern w:val="2"/>
+                <w:sz w:val="22"/>
+                <w:lang w:eastAsia="en-US"/>
+                <w14:ligatures w14:val="standardContextual"/>
+              </w:rPr>
+            </w:pPr>
+            <w:r>
+              <w:rPr>
+                <w:rFonts w:asciiTheme="minorHAnsi" w:eastAsiaTheme="minorHAnsi" w:hAnsiTheme="minorHAnsi" w:cstheme="minorBidi"/>
+                <w:kern w:val="2"/>
+                <w:sz w:val="22"/>
+                <w:lang w:eastAsia="en-US"/>
+                <w14:ligatures w14:val="standardContextual"/>
+              </w:rPr>
+              <w:t>Le test du clavier a montré quelques latences dans la réponse, nécessitant des ajustements dans le code.</w:t>
+            </w:r>
+          </w:p>
+        </w:tc>
+      </w:tr>
+      <w:bookmarkEnd w:id="0"/>
+      <w:tr>
+        <w:tc>
+          <w:tcPr>
+            <w:tcW w:w="3020" w:type="dxa"/>
+          </w:tcPr>
+          <w:p>
+            <w:pPr>
+              <w:spacing w:before="100" w:beforeAutospacing="1" w:after="100" w:afterAutospacing="1"/>
+              <w:rPr>
+                <w:sz w:val="22"/>
+              </w:rPr>
+            </w:pPr>
+            <w:r>
+              <w:rPr>
+                <w:sz w:val="22"/>
+              </w:rPr>
+              <w:t>Jeudi 19/</w:t>
+            </w:r>
+            <w:r>
+              <w:rPr>
+                <w:sz w:val="22"/>
+              </w:rPr>
+              <w:t>03/2026</w:t>
+            </w:r>
+          </w:p>
+        </w:tc>
+        <w:tc>
+          <w:tcPr>
+            <w:tcW w:w="3021" w:type="dxa"/>
+          </w:tcPr>
+          <w:p>
+            <w:pPr>
+              <w:pStyle w:val="NormalWeb"/>
+              <w:rPr>
+                <w:rFonts w:asciiTheme="minorHAnsi" w:eastAsiaTheme="minorHAnsi" w:hAnsiTheme="minorHAnsi" w:cstheme="minorBidi"/>
+                <w:kern w:val="2"/>
+                <w:sz w:val="22"/>
+                <w:lang w:eastAsia="en-US"/>
+                <w14:ligatures w14:val="standardContextual"/>
+              </w:rPr>
+            </w:pPr>
+            <w:r>
+              <w:rPr>
+                <w:rFonts w:asciiTheme="minorHAnsi" w:eastAsiaTheme="minorHAnsi" w:hAnsiTheme="minorHAnsi" w:cstheme="minorBidi"/>
+                <w:kern w:val="2"/>
+                <w:sz w:val="22"/>
+                <w:lang w:eastAsia="en-US"/>
+                <w14:ligatures w14:val="standardContextual"/>
+              </w:rPr>
+              <w:t>- Test approfondi de la connexion avec l'ESP32, en vérifiant la stabilité de la communication.</w:t>
+            </w:r>
+            <w:r>
+              <w:rPr>
+                <w:rFonts w:asciiTheme="minorHAnsi" w:eastAsiaTheme="minorHAnsi" w:hAnsiTheme="minorHAnsi" w:cstheme="minorBidi"/>
+                <w:kern w:val="2"/>
+                <w:sz w:val="22"/>
+                <w:lang w:eastAsia="en-US"/>
+                <w14:ligatures w14:val="standardContextual"/>
+              </w:rPr>
+              <w:br/>
+              <w:t>- Réalisation de tests de lecture et d'écriture avec différents formats de données pour s'assurer de la flexibilité.</w:t>
+            </w:r>
+            <w:r>
+              <w:rPr>
+                <w:rFonts w:asciiTheme="minorHAnsi" w:eastAsiaTheme="minorHAnsi" w:hAnsiTheme="minorHAnsi" w:cstheme="minorBidi"/>
+                <w:kern w:val="2"/>
+                <w:sz w:val="22"/>
+                <w:lang w:eastAsia="en-US"/>
+                <w14:ligatures w14:val="standardContextual"/>
+              </w:rPr>
+              <w:br/>
+              <w:t>- Analyse des données reçues pour évaluer d'éventuelles erreurs de transmission et optimisation des procédures de traitement.</w:t>
+            </w:r>
+          </w:p>
+        </w:tc>
+        <w:tc>
+          <w:tcPr>
+            <w:tcW w:w="3021" w:type="dxa"/>
+          </w:tcPr>
+          <w:p>
+            <w:pPr>
+              <w:pStyle w:val="NormalWeb"/>
+              <w:rPr>
+                <w:rFonts w:asciiTheme="minorHAnsi" w:eastAsiaTheme="minorHAnsi" w:hAnsiTheme="minorHAnsi" w:cstheme="minorBidi"/>
+                <w:kern w:val="2"/>
+                <w:sz w:val="22"/>
+                <w:lang w:eastAsia="en-US"/>
+                <w14:ligatures w14:val="standardContextual"/>
+              </w:rPr>
+            </w:pPr>
+            <w:r>
+              <w:rPr>
+                <w:rFonts w:asciiTheme="minorHAnsi" w:eastAsiaTheme="minorHAnsi" w:hAnsiTheme="minorHAnsi" w:cstheme="minorBidi"/>
+                <w:kern w:val="2"/>
+                <w:sz w:val="22"/>
+                <w:lang w:eastAsia="en-US"/>
+                <w14:ligatures w14:val="standardContextual"/>
+              </w:rPr>
+              <w:t>Les tests de connexion ont été conclusifs, et les résultats des premiers échanges de données ont été positifs.</w:t>
             </w:r>
           </w:p>
         </w:tc>
